--- a/lr2/Описание этапов решения задачи.docx
+++ b/lr2/Описание этапов решения задачи.docx
@@ -72,7 +72,30 @@
         <w:ind w:firstLine="709"/>
         <w:jc w:val="both"/>
       </w:pPr>
-      <w:r>
+    </w:p>
+    <w:p>
+      <w:pPr>
+        <w:spacing w:after="0" w:line="360" w:lineRule="auto"/>
+        <w:ind w:firstLine="709"/>
+        <w:jc w:val="both"/>
+        <w:rPr>
+          <w:b/>
+          <w:bCs/>
+        </w:rPr>
+      </w:pPr>
+      <w:r>
+        <w:rPr>
+          <w:b/>
+          <w:bCs/>
+        </w:rPr>
+        <w:t>1</w:t>
+      </w:r>
+      <w:r>
+        <w:rPr>
+          <w:b/>
+          <w:bCs/>
+        </w:rPr>
+        <w:tab/>
         <w:t>Описание подзадач</w:t>
       </w:r>
     </w:p>
@@ -81,24 +104,22 @@
         <w:pStyle w:val="a7"/>
         <w:numPr>
           <w:ilvl w:val="0"/>
-          <w:numId w:val="14"/>
+          <w:numId w:val="24"/>
         </w:numPr>
         <w:spacing w:after="0" w:line="360" w:lineRule="auto"/>
         <w:ind w:left="0" w:firstLine="709"/>
         <w:contextualSpacing w:val="0"/>
         <w:jc w:val="both"/>
-        <w:rPr>
-          <w:lang w:val="en-US"/>
-        </w:rPr>
-      </w:pPr>
-      <w:r>
-        <w:t>Инициализация данных системы</w:t>
-      </w:r>
-      <w:r>
-        <w:rPr>
-          <w:lang w:val="en-US"/>
-        </w:rPr>
-        <w:t>:</w:t>
+      </w:pPr>
+      <w:r>
+        <w:rPr>
+          <w:b/>
+          <w:bCs/>
+        </w:rPr>
+        <w:t>Ввод данных о продукции:</w:t>
+      </w:r>
+      <w:r>
+        <w:t xml:space="preserve"> Формирование списков блюд по категориям (супы, салаты, выпечка, гарниры) и фиксация количества их заказов (использование фиктивных тестовых данных).</w:t>
       </w:r>
     </w:p>
     <w:p>
@@ -106,7 +127,7 @@
         <w:pStyle w:val="a7"/>
         <w:numPr>
           <w:ilvl w:val="0"/>
-          <w:numId w:val="15"/>
+          <w:numId w:val="24"/>
         </w:numPr>
         <w:spacing w:after="0" w:line="360" w:lineRule="auto"/>
         <w:ind w:left="0" w:firstLine="709"/>
@@ -114,7 +135,14 @@
         <w:jc w:val="both"/>
       </w:pPr>
       <w:r>
-        <w:t>Создание структур данных для хранения меню (категории и блюда) и журнала заказов;</w:t>
+        <w:rPr>
+          <w:b/>
+          <w:bCs/>
+        </w:rPr>
+        <w:t>Запрос категории у пользователя:</w:t>
+      </w:r>
+      <w:r>
+        <w:t xml:space="preserve"> Получение от пользователя названия интересующей его категории блюд.</w:t>
       </w:r>
     </w:p>
     <w:p>
@@ -122,7 +150,7 @@
         <w:pStyle w:val="a7"/>
         <w:numPr>
           <w:ilvl w:val="0"/>
-          <w:numId w:val="15"/>
+          <w:numId w:val="24"/>
         </w:numPr>
         <w:spacing w:after="0" w:line="360" w:lineRule="auto"/>
         <w:ind w:left="0" w:firstLine="709"/>
@@ -130,13 +158,14 @@
         <w:jc w:val="both"/>
       </w:pPr>
       <w:r>
-        <w:t>Заполнение тестовыми данными</w:t>
-      </w:r>
-      <w:r>
-        <w:rPr>
-          <w:lang w:val="en-US"/>
-        </w:rPr>
-        <w:t>.</w:t>
+        <w:rPr>
+          <w:b/>
+          <w:bCs/>
+        </w:rPr>
+        <w:t>Поиск индекса категории:</w:t>
+      </w:r>
+      <w:r>
+        <w:t xml:space="preserve"> Определение порядкового номера введенной категории в общем каталоге (с игнорированием регистра букв).</w:t>
       </w:r>
     </w:p>
     <w:p>
@@ -144,7 +173,7 @@
         <w:pStyle w:val="a7"/>
         <w:numPr>
           <w:ilvl w:val="0"/>
-          <w:numId w:val="14"/>
+          <w:numId w:val="24"/>
         </w:numPr>
         <w:spacing w:after="0" w:line="360" w:lineRule="auto"/>
         <w:ind w:left="0" w:firstLine="709"/>
@@ -152,7 +181,14 @@
         <w:jc w:val="both"/>
       </w:pPr>
       <w:r>
-        <w:t>Ввод категории от пользователя</w:t>
+        <w:rPr>
+          <w:b/>
+          <w:bCs/>
+        </w:rPr>
+        <w:t>Выборка данных:</w:t>
+      </w:r>
+      <w:r>
+        <w:t xml:space="preserve"> Поиск всех блюд и их количеств заказов для конкретной категории, выбранной пользователем.</w:t>
       </w:r>
     </w:p>
     <w:p>
@@ -160,7 +196,7 @@
         <w:pStyle w:val="a7"/>
         <w:numPr>
           <w:ilvl w:val="0"/>
-          <w:numId w:val="16"/>
+          <w:numId w:val="24"/>
         </w:numPr>
         <w:spacing w:after="0" w:line="360" w:lineRule="auto"/>
         <w:ind w:left="0" w:firstLine="709"/>
@@ -168,7 +204,14 @@
         <w:jc w:val="both"/>
       </w:pPr>
       <w:r>
-        <w:t>Запрос у пользователя названия категории блюд;</w:t>
+        <w:rPr>
+          <w:b/>
+          <w:bCs/>
+        </w:rPr>
+        <w:t>Сортировка по популярности:</w:t>
+      </w:r>
+      <w:r>
+        <w:t xml:space="preserve"> Сортировка найденных блюд по количеству их заказов в порядке убывания (от самого востребованного к наименее популярному).</w:t>
       </w:r>
     </w:p>
     <w:p>
@@ -176,7 +219,7 @@
         <w:pStyle w:val="a7"/>
         <w:numPr>
           <w:ilvl w:val="0"/>
-          <w:numId w:val="16"/>
+          <w:numId w:val="24"/>
         </w:numPr>
         <w:spacing w:after="0" w:line="360" w:lineRule="auto"/>
         <w:ind w:left="0" w:firstLine="709"/>
@@ -184,7 +227,14 @@
         <w:jc w:val="both"/>
       </w:pPr>
       <w:r>
-        <w:t>Проверка, что указана существующая категория.</w:t>
+        <w:rPr>
+          <w:b/>
+          <w:bCs/>
+        </w:rPr>
+        <w:t>Вывод отчета:</w:t>
+      </w:r>
+      <w:r>
+        <w:t xml:space="preserve"> Отображение на экране отсортированного списка блюд и соответствующих им заказов.</w:t>
       </w:r>
     </w:p>
     <w:p>
@@ -192,7 +242,7 @@
         <w:pStyle w:val="a7"/>
         <w:numPr>
           <w:ilvl w:val="0"/>
-          <w:numId w:val="14"/>
+          <w:numId w:val="24"/>
         </w:numPr>
         <w:spacing w:after="0" w:line="360" w:lineRule="auto"/>
         <w:ind w:left="0" w:firstLine="709"/>
@@ -200,7 +250,49 @@
         <w:jc w:val="both"/>
       </w:pPr>
       <w:r>
-        <w:t>Поиск блюд по категории</w:t>
+        <w:rPr>
+          <w:b/>
+          <w:bCs/>
+        </w:rPr>
+        <w:t>Расчет статистики:</w:t>
+      </w:r>
+      <w:r>
+        <w:t xml:space="preserve"> Подсчет среднего числа заказов для выбранной категории блюд.</w:t>
+      </w:r>
+    </w:p>
+    <w:p>
+      <w:pPr>
+        <w:pStyle w:val="a7"/>
+        <w:spacing w:after="0" w:line="360" w:lineRule="auto"/>
+        <w:ind w:left="709"/>
+        <w:contextualSpacing w:val="0"/>
+        <w:jc w:val="both"/>
+      </w:pPr>
+    </w:p>
+    <w:p>
+      <w:pPr>
+        <w:spacing w:after="0" w:line="360" w:lineRule="auto"/>
+        <w:ind w:firstLine="709"/>
+        <w:jc w:val="both"/>
+        <w:rPr>
+          <w:b/>
+          <w:bCs/>
+        </w:rPr>
+      </w:pPr>
+      <w:r>
+        <w:rPr>
+          <w:b/>
+          <w:bCs/>
+        </w:rPr>
+        <w:t>2</w:t>
+      </w:r>
+      <w:r>
+        <w:rPr>
+          <w:b/>
+          <w:bCs/>
+        </w:rPr>
+        <w:tab/>
+        <w:t>Описание данных для решения задачи</w:t>
       </w:r>
     </w:p>
     <w:p>
@@ -208,7 +300,7 @@
         <w:pStyle w:val="a7"/>
         <w:numPr>
           <w:ilvl w:val="0"/>
-          <w:numId w:val="18"/>
+          <w:numId w:val="27"/>
         </w:numPr>
         <w:spacing w:after="0" w:line="360" w:lineRule="auto"/>
         <w:ind w:left="0" w:firstLine="709"/>
@@ -216,7 +308,45 @@
         <w:jc w:val="both"/>
       </w:pPr>
       <w:r>
-        <w:t>Найти все блюда, принадлежащие указанной категории</w:t>
+        <w:rPr>
+          <w:b/>
+          <w:bCs/>
+        </w:rPr>
+        <w:t>Каталог категорий:</w:t>
+      </w:r>
+      <w:r>
+        <w:t xml:space="preserve"> Массив строк, содержащий названия разделов меню (Супы, Салаты и т.д.).</w:t>
+      </w:r>
+    </w:p>
+    <w:p>
+      <w:pPr>
+        <w:pStyle w:val="a7"/>
+        <w:spacing w:after="0" w:line="360" w:lineRule="auto"/>
+        <w:ind w:left="709"/>
+        <w:contextualSpacing w:val="0"/>
+        <w:jc w:val="both"/>
+      </w:pPr>
+      <w:proofErr w:type="spellStart"/>
+      <w:proofErr w:type="gramStart"/>
+      <w:r>
+        <w:lastRenderedPageBreak/>
+        <w:t>string</w:t>
+      </w:r>
+      <w:proofErr w:type="spellEnd"/>
+      <w:r>
+        <w:t>[</w:t>
+      </w:r>
+      <w:proofErr w:type="gramEnd"/>
+      <w:r>
+        <w:t xml:space="preserve">] </w:t>
+      </w:r>
+      <w:proofErr w:type="spellStart"/>
+      <w:r>
+        <w:t>catalog</w:t>
+      </w:r>
+      <w:proofErr w:type="spellEnd"/>
+      <w:r>
+        <w:t>;</w:t>
       </w:r>
     </w:p>
     <w:p>
@@ -224,7 +354,7 @@
         <w:pStyle w:val="a7"/>
         <w:numPr>
           <w:ilvl w:val="0"/>
-          <w:numId w:val="18"/>
+          <w:numId w:val="27"/>
         </w:numPr>
         <w:spacing w:after="0" w:line="360" w:lineRule="auto"/>
         <w:ind w:left="0" w:firstLine="709"/>
@@ -232,7 +362,52 @@
         <w:jc w:val="both"/>
       </w:pPr>
       <w:r>
-        <w:t>Для каждого блюда определить общее количество заказов из журнала</w:t>
+        <w:rPr>
+          <w:b/>
+          <w:bCs/>
+        </w:rPr>
+        <w:t>Общая база блюд:</w:t>
+      </w:r>
+      <w:r>
+        <w:t xml:space="preserve"> Массив списков строк, где каждый индекс соответствует категории из </w:t>
+      </w:r>
+      <w:proofErr w:type="spellStart"/>
+      <w:r>
+        <w:t>каталога.</w:t>
+      </w:r>
+      <w:proofErr w:type="spellEnd"/>
+    </w:p>
+    <w:p>
+      <w:pPr>
+        <w:pStyle w:val="a7"/>
+        <w:spacing w:after="0" w:line="360" w:lineRule="auto"/>
+        <w:ind w:left="709"/>
+        <w:contextualSpacing w:val="0"/>
+        <w:jc w:val="both"/>
+      </w:pPr>
+      <w:r>
+        <w:t>List&lt;</w:t>
+      </w:r>
+      <w:proofErr w:type="spellStart"/>
+      <w:r>
+        <w:t>string</w:t>
+      </w:r>
+      <w:proofErr w:type="spellEnd"/>
+      <w:proofErr w:type="gramStart"/>
+      <w:r>
+        <w:t>&gt;[</w:t>
+      </w:r>
+      <w:proofErr w:type="gramEnd"/>
+      <w:r>
+        <w:t xml:space="preserve">] </w:t>
+      </w:r>
+      <w:proofErr w:type="spellStart"/>
+      <w:r>
+        <w:t>dishesByCatalog</w:t>
+      </w:r>
+      <w:proofErr w:type="spellEnd"/>
+      <w:r>
+        <w:t>;</w:t>
       </w:r>
     </w:p>
     <w:p>
@@ -240,7 +415,7 @@
         <w:pStyle w:val="a7"/>
         <w:numPr>
           <w:ilvl w:val="0"/>
-          <w:numId w:val="14"/>
+          <w:numId w:val="27"/>
         </w:numPr>
         <w:spacing w:after="0" w:line="360" w:lineRule="auto"/>
         <w:ind w:left="0" w:firstLine="709"/>
@@ -248,7 +423,52 @@
         <w:jc w:val="both"/>
       </w:pPr>
       <w:r>
-        <w:t>Сортировка блюд по популярности</w:t>
+        <w:rPr>
+          <w:b/>
+          <w:bCs/>
+        </w:rPr>
+        <w:t>Общая база заказов:</w:t>
+      </w:r>
+      <w:r>
+        <w:t xml:space="preserve"> Массив списков целых чисел, хранящий данные о востребованности каждого </w:t>
+      </w:r>
+      <w:proofErr w:type="spellStart"/>
+      <w:r>
+        <w:t>блюда.</w:t>
+      </w:r>
+      <w:proofErr w:type="spellEnd"/>
+    </w:p>
+    <w:p>
+      <w:pPr>
+        <w:pStyle w:val="a7"/>
+        <w:spacing w:after="0" w:line="360" w:lineRule="auto"/>
+        <w:ind w:left="709"/>
+        <w:contextualSpacing w:val="0"/>
+        <w:jc w:val="both"/>
+      </w:pPr>
+      <w:r>
+        <w:t>List&lt;</w:t>
+      </w:r>
+      <w:proofErr w:type="spellStart"/>
+      <w:r>
+        <w:t>int</w:t>
+      </w:r>
+      <w:proofErr w:type="spellEnd"/>
+      <w:proofErr w:type="gramStart"/>
+      <w:r>
+        <w:t>&gt;[</w:t>
+      </w:r>
+      <w:proofErr w:type="gramEnd"/>
+      <w:r>
+        <w:t xml:space="preserve">] </w:t>
+      </w:r>
+      <w:proofErr w:type="spellStart"/>
+      <w:r>
+        <w:t>counts</w:t>
+      </w:r>
+      <w:proofErr w:type="spellEnd"/>
+      <w:r>
+        <w:t>;</w:t>
       </w:r>
     </w:p>
     <w:p>
@@ -256,7 +476,7 @@
         <w:pStyle w:val="a7"/>
         <w:numPr>
           <w:ilvl w:val="0"/>
-          <w:numId w:val="21"/>
+          <w:numId w:val="27"/>
         </w:numPr>
         <w:spacing w:after="0" w:line="360" w:lineRule="auto"/>
         <w:ind w:left="0" w:firstLine="709"/>
@@ -264,7 +484,39 @@
         <w:jc w:val="both"/>
       </w:pPr>
       <w:r>
-        <w:t>Упорядочить найденные блюда по убыванию количества заказов</w:t>
+        <w:rPr>
+          <w:b/>
+          <w:bCs/>
+        </w:rPr>
+        <w:t>Запрос пользователя:</w:t>
+      </w:r>
+      <w:r>
+        <w:t xml:space="preserve"> Строка, содержащая название искомой категории.</w:t>
+      </w:r>
+    </w:p>
+    <w:p>
+      <w:pPr>
+        <w:pStyle w:val="a7"/>
+        <w:spacing w:after="0" w:line="360" w:lineRule="auto"/>
+        <w:ind w:left="709"/>
+        <w:contextualSpacing w:val="0"/>
+        <w:jc w:val="both"/>
+      </w:pPr>
+      <w:proofErr w:type="spellStart"/>
+      <w:r>
+        <w:t>string</w:t>
+      </w:r>
+      <w:proofErr w:type="spellEnd"/>
+      <w:r>
+        <w:t xml:space="preserve"> </w:t>
+      </w:r>
+      <w:proofErr w:type="spellStart"/>
+      <w:r>
+        <w:t>userQuery</w:t>
+      </w:r>
+      <w:proofErr w:type="spellEnd"/>
+      <w:r>
+        <w:t>;</w:t>
       </w:r>
     </w:p>
     <w:p>
@@ -272,7 +524,7 @@
         <w:pStyle w:val="a7"/>
         <w:numPr>
           <w:ilvl w:val="0"/>
-          <w:numId w:val="21"/>
+          <w:numId w:val="27"/>
         </w:numPr>
         <w:spacing w:after="0" w:line="360" w:lineRule="auto"/>
         <w:ind w:left="0" w:firstLine="709"/>
@@ -280,7 +532,77 @@
         <w:jc w:val="both"/>
       </w:pPr>
       <w:r>
-        <w:t>От самой востребованной к наименее популярной</w:t>
+        <w:rPr>
+          <w:b/>
+          <w:bCs/>
+        </w:rPr>
+        <w:t>Данные выбранной категории:</w:t>
+      </w:r>
+      <w:r>
+        <w:t xml:space="preserve"> Отдельные списки названий и чисел для </w:t>
+      </w:r>
+      <w:proofErr w:type="spellStart"/>
+      <w:r>
+        <w:t>обработки.</w:t>
+      </w:r>
+      <w:proofErr w:type="spellEnd"/>
+    </w:p>
+    <w:p>
+      <w:pPr>
+        <w:pStyle w:val="a7"/>
+        <w:spacing w:after="0" w:line="360" w:lineRule="auto"/>
+        <w:ind w:left="709"/>
+        <w:contextualSpacing w:val="0"/>
+        <w:jc w:val="both"/>
+        <w:rPr>
+          <w:lang w:val="en-US"/>
+        </w:rPr>
+      </w:pPr>
+      <w:r>
+        <w:rPr>
+          <w:lang w:val="en-US"/>
+        </w:rPr>
+        <w:t>List&lt;string&gt; selectedDishes; List&lt;int&gt; selectedCounts;</w:t>
+      </w:r>
+    </w:p>
+    <w:p>
+      <w:pPr>
+        <w:pStyle w:val="a7"/>
+        <w:spacing w:after="0" w:line="360" w:lineRule="auto"/>
+        <w:ind w:left="709"/>
+        <w:contextualSpacing w:val="0"/>
+        <w:jc w:val="both"/>
+        <w:rPr>
+          <w:b/>
+          <w:bCs/>
+          <w:lang w:val="en-US"/>
+        </w:rPr>
+      </w:pPr>
+    </w:p>
+    <w:p>
+      <w:pPr>
+        <w:spacing w:after="0" w:line="360" w:lineRule="auto"/>
+        <w:ind w:firstLine="709"/>
+        <w:jc w:val="both"/>
+        <w:rPr>
+          <w:b/>
+          <w:bCs/>
+        </w:rPr>
+      </w:pPr>
+      <w:r>
+        <w:rPr>
+          <w:b/>
+          <w:bCs/>
+        </w:rPr>
+        <w:t>3</w:t>
+      </w:r>
+      <w:r>
+        <w:rPr>
+          <w:b/>
+          <w:bCs/>
+        </w:rPr>
+        <w:tab/>
+        <w:t>Определение функций</w:t>
       </w:r>
     </w:p>
     <w:p>
@@ -288,15 +610,78 @@
         <w:pStyle w:val="a7"/>
         <w:numPr>
           <w:ilvl w:val="0"/>
-          <w:numId w:val="14"/>
+          <w:numId w:val="28"/>
         </w:numPr>
         <w:spacing w:after="0" w:line="360" w:lineRule="auto"/>
         <w:ind w:left="0" w:firstLine="709"/>
         <w:contextualSpacing w:val="0"/>
         <w:jc w:val="both"/>
-      </w:pPr>
-      <w:r>
-        <w:t>Расчет среднего количества заказов</w:t>
+        <w:rPr>
+          <w:b/>
+          <w:bCs/>
+        </w:rPr>
+      </w:pPr>
+      <w:r>
+        <w:rPr>
+          <w:b/>
+          <w:bCs/>
+        </w:rPr>
+        <w:t>Ввод данных:</w:t>
+      </w:r>
+    </w:p>
+    <w:p>
+      <w:pPr>
+        <w:pStyle w:val="a7"/>
+        <w:spacing w:after="0" w:line="360" w:lineRule="auto"/>
+        <w:ind w:left="0" w:firstLine="709"/>
+        <w:contextualSpacing w:val="0"/>
+        <w:jc w:val="both"/>
+        <w:rPr>
+          <w:lang w:val="en-US"/>
+        </w:rPr>
+      </w:pPr>
+      <w:r>
+        <w:rPr>
+          <w:lang w:val="en-US"/>
+        </w:rPr>
+        <w:t>static public (List&lt;string</w:t>
+      </w:r>
+      <w:proofErr w:type="gramStart"/>
+      <w:r>
+        <w:rPr>
+          <w:lang w:val="en-US"/>
+        </w:rPr>
+        <w:t>&gt;[</w:t>
+      </w:r>
+      <w:proofErr w:type="gramEnd"/>
+      <w:r>
+        <w:rPr>
+          <w:lang w:val="en-US"/>
+        </w:rPr>
+        <w:t xml:space="preserve">], List&lt;int&gt;[]) </w:t>
+      </w:r>
+      <w:proofErr w:type="spellStart"/>
+      <w:r>
+        <w:rPr>
+          <w:lang w:val="en-US"/>
+        </w:rPr>
+        <w:t>InputDishByCentre</w:t>
+      </w:r>
+      <w:proofErr w:type="spellEnd"/>
+      <w:r>
+        <w:rPr>
+          <w:lang w:val="en-US"/>
+        </w:rPr>
+        <w:t>()</w:t>
+      </w:r>
+    </w:p>
+    <w:p>
+      <w:pPr>
+        <w:spacing w:after="0" w:line="360" w:lineRule="auto"/>
+        <w:jc w:val="both"/>
+      </w:pPr>
+      <w:r>
+        <w:t>Заполнение массивов списков тестовыми данными о блюдах и заказах</w:t>
       </w:r>
     </w:p>
     <w:p>
@@ -304,25 +689,81 @@
         <w:pStyle w:val="a7"/>
         <w:numPr>
           <w:ilvl w:val="0"/>
-          <w:numId w:val="22"/>
+          <w:numId w:val="28"/>
         </w:numPr>
         <w:spacing w:after="0" w:line="360" w:lineRule="auto"/>
         <w:ind w:left="0" w:firstLine="709"/>
         <w:contextualSpacing w:val="0"/>
         <w:jc w:val="both"/>
-      </w:pPr>
-      <w:r>
-        <w:t>Вычислить среднее арифметическое количество заказов для всех блюд категории</w:t>
+        <w:rPr>
+          <w:b/>
+          <w:bCs/>
+        </w:rPr>
+      </w:pPr>
+      <w:r>
+        <w:rPr>
+          <w:b/>
+          <w:bCs/>
+        </w:rPr>
+        <w:t>Взаимодействие с пользователем:</w:t>
       </w:r>
     </w:p>
     <w:p>
       <w:pPr>
+        <w:pStyle w:val="a7"/>
         <w:spacing w:after="0" w:line="360" w:lineRule="auto"/>
-        <w:ind w:firstLine="709"/>
+        <w:ind w:left="0" w:firstLine="709"/>
+        <w:contextualSpacing w:val="0"/>
         <w:jc w:val="both"/>
       </w:pPr>
       <w:r>
-        <w:t>Описание данных</w:t>
+        <w:t xml:space="preserve"> </w:t>
+      </w:r>
+      <w:proofErr w:type="spellStart"/>
+      <w:r>
+        <w:t>static</w:t>
+      </w:r>
+      <w:proofErr w:type="spellEnd"/>
+      <w:r>
+        <w:t xml:space="preserve"> </w:t>
+      </w:r>
+      <w:proofErr w:type="spellStart"/>
+      <w:r>
+        <w:t>public</w:t>
+      </w:r>
+      <w:proofErr w:type="spellEnd"/>
+      <w:r>
+        <w:t xml:space="preserve"> </w:t>
+      </w:r>
+      <w:proofErr w:type="spellStart"/>
+      <w:r>
+        <w:t>string</w:t>
+      </w:r>
+      <w:proofErr w:type="spellEnd"/>
+      <w:r>
+        <w:t xml:space="preserve"> </w:t>
+      </w:r>
+      <w:proofErr w:type="spellStart"/>
+      <w:proofErr w:type="gramStart"/>
+      <w:r>
+        <w:t>InputUserQuery</w:t>
+      </w:r>
+      <w:proofErr w:type="spellEnd"/>
+      <w:r>
+        <w:t>(</w:t>
+      </w:r>
+      <w:proofErr w:type="gramEnd"/>
+      <w:r>
+        <w:t>)</w:t>
+      </w:r>
+    </w:p>
+    <w:p>
+      <w:pPr>
+        <w:spacing w:after="0" w:line="360" w:lineRule="auto"/>
+        <w:jc w:val="both"/>
+      </w:pPr>
+      <w:r>
+        <w:t>Считывание названия категории с консоли</w:t>
       </w:r>
     </w:p>
     <w:p>
@@ -330,28 +771,202 @@
         <w:pStyle w:val="a7"/>
         <w:numPr>
           <w:ilvl w:val="0"/>
-          <w:numId w:val="3"/>
+          <w:numId w:val="28"/>
         </w:numPr>
         <w:spacing w:after="0" w:line="360" w:lineRule="auto"/>
         <w:ind w:left="0" w:firstLine="709"/>
+        <w:contextualSpacing w:val="0"/>
         <w:jc w:val="both"/>
-      </w:pPr>
-      <w:r>
-        <w:t xml:space="preserve">Список категорий (можно представить в виде массива) </w:t>
-      </w:r>
+        <w:rPr>
+          <w:b/>
+          <w:bCs/>
+        </w:rPr>
+      </w:pPr>
+      <w:r>
+        <w:rPr>
+          <w:b/>
+          <w:bCs/>
+        </w:rPr>
+        <w:t>Поиск и фильтрация:</w:t>
+      </w:r>
+    </w:p>
+    <w:p>
+      <w:pPr>
+        <w:pStyle w:val="a7"/>
+        <w:spacing w:after="0" w:line="360" w:lineRule="auto"/>
+        <w:ind w:left="0" w:firstLine="709"/>
+        <w:contextualSpacing w:val="0"/>
+        <w:jc w:val="both"/>
+        <w:rPr>
+          <w:lang w:val="en-US"/>
+        </w:rPr>
+      </w:pPr>
+      <w:r>
+        <w:rPr>
+          <w:lang w:val="en-US"/>
+        </w:rPr>
+        <w:t xml:space="preserve">static public int </w:t>
+      </w:r>
+      <w:proofErr w:type="spellStart"/>
       <w:proofErr w:type="gramStart"/>
       <w:r>
         <w:rPr>
           <w:lang w:val="en-US"/>
         </w:rPr>
-        <w:t>string</w:t>
-      </w:r>
-      <w:r>
-        <w:t>[</w:t>
+        <w:t>FindIndexCatalog</w:t>
+      </w:r>
+      <w:proofErr w:type="spellEnd"/>
+      <w:r>
+        <w:rPr>
+          <w:lang w:val="en-US"/>
+        </w:rPr>
+        <w:t>(</w:t>
       </w:r>
       <w:proofErr w:type="gramEnd"/>
       <w:r>
-        <w:t>]</w:t>
+        <w:rPr>
+          <w:lang w:val="en-US"/>
+        </w:rPr>
+        <w:t xml:space="preserve">string </w:t>
+      </w:r>
+      <w:proofErr w:type="spellStart"/>
+      <w:r>
+        <w:rPr>
+          <w:lang w:val="en-US"/>
+        </w:rPr>
+        <w:t>userQuery</w:t>
+      </w:r>
+      <w:proofErr w:type="spellEnd"/>
+      <w:r>
+        <w:rPr>
+          <w:lang w:val="en-US"/>
+        </w:rPr>
+        <w:t>, string[] catalog)</w:t>
+      </w:r>
+    </w:p>
+    <w:p>
+      <w:pPr>
+        <w:spacing w:after="0" w:line="360" w:lineRule="auto"/>
+        <w:jc w:val="both"/>
+        <w:rPr>
+          <w:lang w:val="en-US"/>
+        </w:rPr>
+      </w:pPr>
+      <w:r>
+        <w:t>Поиск</w:t>
+      </w:r>
+      <w:r>
+        <w:rPr>
+          <w:lang w:val="en-US"/>
+        </w:rPr>
+        <w:t xml:space="preserve"> </w:t>
+      </w:r>
+      <w:r>
+        <w:t>номера</w:t>
+      </w:r>
+      <w:r>
+        <w:rPr>
+          <w:lang w:val="en-US"/>
+        </w:rPr>
+        <w:t xml:space="preserve"> </w:t>
+      </w:r>
+      <w:r>
+        <w:t>категории</w:t>
+      </w:r>
+      <w:r>
+        <w:rPr>
+          <w:lang w:val="en-US"/>
+        </w:rPr>
+        <w:t xml:space="preserve"> </w:t>
+      </w:r>
+      <w:r>
+        <w:t>в</w:t>
+      </w:r>
+      <w:r>
+        <w:rPr>
+          <w:lang w:val="en-US"/>
+        </w:rPr>
+        <w:t xml:space="preserve"> </w:t>
+      </w:r>
+      <w:r>
+        <w:t>массиве</w:t>
+      </w:r>
+    </w:p>
+    <w:p>
+      <w:pPr>
+        <w:pStyle w:val="a7"/>
+        <w:spacing w:after="0" w:line="360" w:lineRule="auto"/>
+        <w:ind w:left="0" w:firstLine="709"/>
+        <w:contextualSpacing w:val="0"/>
+        <w:jc w:val="both"/>
+        <w:rPr>
+          <w:lang w:val="en-US"/>
+        </w:rPr>
+      </w:pPr>
+      <w:r>
+        <w:rPr>
+          <w:lang w:val="en-US"/>
+        </w:rPr>
+        <w:t xml:space="preserve">static public (List&lt;string&gt;, List&lt;int&gt;) </w:t>
+      </w:r>
+      <w:proofErr w:type="spellStart"/>
+      <w:proofErr w:type="gramStart"/>
+      <w:r>
+        <w:rPr>
+          <w:lang w:val="en-US"/>
+        </w:rPr>
+        <w:t>FindAllDishsByCenre</w:t>
+      </w:r>
+      <w:proofErr w:type="spellEnd"/>
+      <w:r>
+        <w:rPr>
+          <w:lang w:val="en-US"/>
+        </w:rPr>
+        <w:t>(</w:t>
+      </w:r>
+      <w:proofErr w:type="gramEnd"/>
+      <w:r>
+        <w:rPr>
+          <w:lang w:val="en-US"/>
+        </w:rPr>
+        <w:t xml:space="preserve">int </w:t>
+      </w:r>
+      <w:proofErr w:type="spellStart"/>
+      <w:r>
+        <w:rPr>
+          <w:lang w:val="en-US"/>
+        </w:rPr>
+        <w:t>indexCatalog</w:t>
+      </w:r>
+      <w:proofErr w:type="spellEnd"/>
+      <w:r>
+        <w:rPr>
+          <w:lang w:val="en-US"/>
+        </w:rPr>
+        <w:t xml:space="preserve">, List&lt;string&gt;[] </w:t>
+      </w:r>
+      <w:proofErr w:type="spellStart"/>
+      <w:r>
+        <w:rPr>
+          <w:lang w:val="en-US"/>
+        </w:rPr>
+        <w:t>allDishs</w:t>
+      </w:r>
+      <w:proofErr w:type="spellEnd"/>
+      <w:r>
+        <w:rPr>
+          <w:lang w:val="en-US"/>
+        </w:rPr>
+        <w:t xml:space="preserve">, List&lt;int&gt;[] counts) </w:t>
+      </w:r>
+    </w:p>
+    <w:p>
+      <w:pPr>
+        <w:spacing w:after="0" w:line="360" w:lineRule="auto"/>
+        <w:jc w:val="both"/>
+      </w:pPr>
+      <w:r>
+        <w:t>Получение копий списков блюд и заказов по найденному индексу</w:t>
       </w:r>
     </w:p>
     <w:p>
@@ -359,37 +974,173 @@
         <w:pStyle w:val="a7"/>
         <w:numPr>
           <w:ilvl w:val="0"/>
-          <w:numId w:val="3"/>
+          <w:numId w:val="28"/>
         </w:numPr>
         <w:spacing w:after="0" w:line="360" w:lineRule="auto"/>
         <w:ind w:left="0" w:firstLine="709"/>
+        <w:contextualSpacing w:val="0"/>
         <w:jc w:val="both"/>
-      </w:pPr>
-      <w:r>
-        <w:t xml:space="preserve">Список блюд определенной категории </w:t>
-      </w:r>
-      <w:r>
-        <w:rPr>
-          <w:lang w:val="en-US"/>
-        </w:rPr>
-        <w:t>List</w:t>
-      </w:r>
-      <w:r>
-        <w:t>&lt;</w:t>
-      </w:r>
-      <w:r>
-        <w:rPr>
-          <w:lang w:val="en-US"/>
-        </w:rPr>
+        <w:rPr>
+          <w:b/>
+          <w:bCs/>
+        </w:rPr>
+      </w:pPr>
+      <w:r>
+        <w:rPr>
+          <w:b/>
+          <w:bCs/>
+        </w:rPr>
+        <w:t>Анализ данных:</w:t>
+      </w:r>
+    </w:p>
+    <w:p>
+      <w:pPr>
+        <w:pStyle w:val="a7"/>
+        <w:spacing w:after="0" w:line="360" w:lineRule="auto"/>
+        <w:ind w:left="0" w:firstLine="709"/>
+        <w:contextualSpacing w:val="0"/>
+        <w:jc w:val="both"/>
+      </w:pPr>
+      <w:proofErr w:type="spellStart"/>
+      <w:r>
+        <w:t>static</w:t>
+      </w:r>
+      <w:proofErr w:type="spellEnd"/>
+      <w:r>
+        <w:t xml:space="preserve"> </w:t>
+      </w:r>
+      <w:proofErr w:type="spellStart"/>
+      <w:r>
+        <w:t>public</w:t>
+      </w:r>
+      <w:proofErr w:type="spellEnd"/>
+      <w:r>
+        <w:t xml:space="preserve"> </w:t>
+      </w:r>
+      <w:proofErr w:type="spellStart"/>
+      <w:r>
+        <w:t>void</w:t>
+      </w:r>
+      <w:proofErr w:type="spellEnd"/>
+      <w:r>
+        <w:t xml:space="preserve"> </w:t>
+      </w:r>
+      <w:proofErr w:type="spellStart"/>
+      <w:proofErr w:type="gramStart"/>
+      <w:r>
+        <w:t>SortDishs</w:t>
+      </w:r>
+      <w:proofErr w:type="spellEnd"/>
+      <w:r>
+        <w:t>(</w:t>
+      </w:r>
+      <w:proofErr w:type="gramEnd"/>
+      <w:r>
+        <w:t>List&lt;</w:t>
+      </w:r>
+      <w:proofErr w:type="spellStart"/>
+      <w:r>
         <w:t>string</w:t>
       </w:r>
+      <w:proofErr w:type="spellEnd"/>
+      <w:r>
+        <w:t xml:space="preserve">&gt; </w:t>
+      </w:r>
+      <w:proofErr w:type="spellStart"/>
+      <w:r>
+        <w:t>dishs</w:t>
+      </w:r>
+      <w:proofErr w:type="spellEnd"/>
+      <w:r>
+        <w:t>, List&lt;</w:t>
+      </w:r>
+      <w:proofErr w:type="spellStart"/>
+      <w:r>
+        <w:t>int</w:t>
+      </w:r>
+      <w:proofErr w:type="spellEnd"/>
+      <w:r>
+        <w:t xml:space="preserve">&gt; </w:t>
+      </w:r>
+      <w:proofErr w:type="spellStart"/>
+      <w:r>
+        <w:t>counts</w:t>
+      </w:r>
+      <w:proofErr w:type="spellEnd"/>
+      <w:r>
+        <w:t>) Синхронная сортировка двух списков методом пузырька по убыванию заказов</w:t>
+      </w:r>
+    </w:p>
+    <w:p>
+      <w:pPr>
+        <w:pStyle w:val="a7"/>
+        <w:spacing w:after="0" w:line="360" w:lineRule="auto"/>
+        <w:ind w:left="0" w:firstLine="709"/>
+        <w:contextualSpacing w:val="0"/>
+        <w:jc w:val="both"/>
+      </w:pPr>
+      <w:proofErr w:type="spellStart"/>
+      <w:r>
+        <w:lastRenderedPageBreak/>
+        <w:t>static</w:t>
+      </w:r>
+      <w:proofErr w:type="spellEnd"/>
+      <w:r>
+        <w:t xml:space="preserve"> </w:t>
+      </w:r>
+      <w:proofErr w:type="spellStart"/>
+      <w:r>
+        <w:t>public</w:t>
+      </w:r>
+      <w:proofErr w:type="spellEnd"/>
+      <w:r>
+        <w:t xml:space="preserve"> </w:t>
+      </w:r>
+      <w:proofErr w:type="spellStart"/>
+      <w:r>
+        <w:t>double</w:t>
+      </w:r>
+      <w:proofErr w:type="spellEnd"/>
+      <w:r>
+        <w:t xml:space="preserve"> </w:t>
+      </w:r>
+      <w:proofErr w:type="spellStart"/>
       <w:proofErr w:type="gramStart"/>
       <w:r>
-        <w:t>&gt;[</w:t>
+        <w:t>CalculateAverage</w:t>
+      </w:r>
+      <w:proofErr w:type="spellEnd"/>
+      <w:r>
+        <w:t>(</w:t>
       </w:r>
       <w:proofErr w:type="gramEnd"/>
       <w:r>
-        <w:t>]</w:t>
+        <w:t>List&lt;</w:t>
+      </w:r>
+      <w:proofErr w:type="spellStart"/>
+      <w:r>
+        <w:t>int</w:t>
+      </w:r>
+      <w:proofErr w:type="spellEnd"/>
+      <w:r>
+        <w:t xml:space="preserve">&gt; </w:t>
+      </w:r>
+      <w:proofErr w:type="spellStart"/>
+      <w:r>
+        <w:t>counts</w:t>
+      </w:r>
+      <w:proofErr w:type="spellEnd"/>
+      <w:r>
+        <w:t>)</w:t>
+      </w:r>
+    </w:p>
+    <w:p>
+      <w:pPr>
+        <w:spacing w:after="0" w:line="360" w:lineRule="auto"/>
+        <w:jc w:val="both"/>
+      </w:pPr>
+      <w:r>
+        <w:t>Вычисление среднего арифметического значения заказов</w:t>
       </w:r>
     </w:p>
     <w:p>
@@ -397,706 +1148,88 @@
         <w:pStyle w:val="a7"/>
         <w:numPr>
           <w:ilvl w:val="0"/>
-          <w:numId w:val="3"/>
+          <w:numId w:val="28"/>
         </w:numPr>
         <w:spacing w:after="0" w:line="360" w:lineRule="auto"/>
         <w:ind w:left="0" w:firstLine="709"/>
+        <w:contextualSpacing w:val="0"/>
         <w:jc w:val="both"/>
         <w:rPr>
-          <w:lang w:val="en-US"/>
-        </w:rPr>
-      </w:pPr>
-      <w:r>
-        <w:t>Запрос пользователя (категория блюда)</w:t>
+          <w:b/>
+          <w:bCs/>
+        </w:rPr>
+      </w:pPr>
+      <w:r>
+        <w:rPr>
+          <w:b/>
+          <w:bCs/>
+        </w:rPr>
+        <w:t>Вывод информации:</w:t>
       </w:r>
     </w:p>
     <w:p>
       <w:pPr>
         <w:pStyle w:val="a7"/>
-        <w:numPr>
-          <w:ilvl w:val="0"/>
-          <w:numId w:val="3"/>
-        </w:numPr>
         <w:spacing w:after="0" w:line="360" w:lineRule="auto"/>
         <w:ind w:left="0" w:firstLine="709"/>
+        <w:contextualSpacing w:val="0"/>
         <w:jc w:val="both"/>
-      </w:pPr>
-      <w:r>
-        <w:lastRenderedPageBreak/>
-        <w:t xml:space="preserve">Блюда определенной категории </w:t>
-      </w:r>
-      <w:r>
-        <w:t>(</w:t>
-      </w:r>
-      <w:r>
-        <w:t xml:space="preserve">список строк значений) </w:t>
-      </w:r>
-      <w:r>
         <w:rPr>
           <w:lang w:val="en-US"/>
         </w:rPr>
-        <w:t>List</w:t>
-      </w:r>
-      <w:r>
-        <w:t>&lt;</w:t>
-      </w:r>
+      </w:pPr>
       <w:r>
         <w:rPr>
           <w:lang w:val="en-US"/>
         </w:rPr>
-        <w:t>int</w:t>
-      </w:r>
-      <w:r>
-        <w:t xml:space="preserve">&gt; </w:t>
-      </w:r>
+        <w:t xml:space="preserve">static void </w:t>
+      </w:r>
+      <w:proofErr w:type="gramStart"/>
       <w:r>
         <w:rPr>
           <w:lang w:val="en-US"/>
         </w:rPr>
-        <w:t>counts</w:t>
+        <w:t>Print(</w:t>
+      </w:r>
+      <w:proofErr w:type="gramEnd"/>
+      <w:r>
+        <w:rPr>
+          <w:lang w:val="en-US"/>
+        </w:rPr>
+        <w:t xml:space="preserve">List&lt;string&gt; dishes) </w:t>
+      </w:r>
+      <w:r>
+        <w:t>или</w:t>
+      </w:r>
+      <w:r>
+        <w:rPr>
+          <w:lang w:val="en-US"/>
+        </w:rPr>
+        <w:t xml:space="preserve"> static void </w:t>
+      </w:r>
+      <w:proofErr w:type="spellStart"/>
+      <w:r>
+        <w:rPr>
+          <w:lang w:val="en-US"/>
+        </w:rPr>
+        <w:t>PrintCounts</w:t>
+      </w:r>
+      <w:proofErr w:type="spellEnd"/>
+      <w:r>
+        <w:rPr>
+          <w:lang w:val="en-US"/>
+        </w:rPr>
+        <w:t>(List&lt;int&gt; counts)</w:t>
       </w:r>
     </w:p>
     <w:p>
       <w:pPr>
         <w:spacing w:after="0" w:line="360" w:lineRule="auto"/>
-        <w:ind w:firstLine="709"/>
         <w:jc w:val="both"/>
       </w:pPr>
       <w:r>
-        <w:t>Определенные функции</w:t>
-      </w:r>
-    </w:p>
-    <w:p>
-      <w:pPr>
-        <w:pStyle w:val="a7"/>
-        <w:numPr>
-          <w:ilvl w:val="0"/>
-          <w:numId w:val="4"/>
-        </w:numPr>
-        <w:rPr>
-          <w:lang w:val="en-US"/>
-        </w:rPr>
-      </w:pPr>
-      <w:r>
-        <w:rPr>
-          <w:lang w:val="en-US"/>
-        </w:rPr>
-        <w:t xml:space="preserve">List &lt;string&gt; [] </w:t>
-      </w:r>
-      <w:proofErr w:type="spellStart"/>
-      <w:proofErr w:type="gramStart"/>
-      <w:r>
-        <w:rPr>
-          <w:lang w:val="en-US"/>
-        </w:rPr>
-        <w:t>InputDishByCentre</w:t>
-      </w:r>
-      <w:proofErr w:type="spellEnd"/>
-      <w:r>
-        <w:rPr>
-          <w:lang w:val="en-US"/>
-        </w:rPr>
-        <w:t>(</w:t>
-      </w:r>
-      <w:proofErr w:type="gramEnd"/>
-      <w:r>
-        <w:rPr>
-          <w:lang w:val="en-US"/>
-        </w:rPr>
-        <w:t>)</w:t>
-      </w:r>
-    </w:p>
-    <w:p>
-      <w:pPr>
-        <w:pStyle w:val="a7"/>
-        <w:rPr>
-          <w:lang w:val="en-US"/>
-        </w:rPr>
-      </w:pPr>
-      <w:r>
-        <w:rPr>
-          <w:lang w:val="en-US"/>
-        </w:rPr>
-        <w:t>{</w:t>
-      </w:r>
-    </w:p>
-    <w:p>
-      <w:pPr>
-        <w:pStyle w:val="a7"/>
-        <w:rPr>
-          <w:lang w:val="en-US"/>
-        </w:rPr>
-      </w:pPr>
-      <w:r>
-        <w:rPr>
-          <w:lang w:val="en-US"/>
-        </w:rPr>
-        <w:t>}</w:t>
-      </w:r>
-    </w:p>
-    <w:p>
-      <w:pPr>
-        <w:pStyle w:val="a7"/>
-        <w:numPr>
-          <w:ilvl w:val="0"/>
-          <w:numId w:val="4"/>
-        </w:numPr>
-        <w:rPr>
-          <w:lang w:val="en-US"/>
-        </w:rPr>
-      </w:pPr>
-      <w:r>
-        <w:rPr>
-          <w:lang w:val="en-US"/>
-        </w:rPr>
-        <w:t xml:space="preserve">String </w:t>
-      </w:r>
-      <w:proofErr w:type="spellStart"/>
-      <w:proofErr w:type="gramStart"/>
-      <w:r>
-        <w:rPr>
-          <w:lang w:val="en-US"/>
-        </w:rPr>
-        <w:t>InputUserQuery</w:t>
-      </w:r>
-      <w:proofErr w:type="spellEnd"/>
-      <w:r>
-        <w:rPr>
-          <w:lang w:val="en-US"/>
-        </w:rPr>
-        <w:t>(</w:t>
-      </w:r>
-      <w:proofErr w:type="gramEnd"/>
-      <w:r>
-        <w:rPr>
-          <w:lang w:val="en-US"/>
-        </w:rPr>
-        <w:t>)</w:t>
-      </w:r>
-    </w:p>
-    <w:p>
-      <w:pPr>
-        <w:pStyle w:val="a7"/>
-        <w:rPr>
-          <w:lang w:val="en-US"/>
-        </w:rPr>
-      </w:pPr>
-      <w:r>
-        <w:rPr>
-          <w:lang w:val="en-US"/>
-        </w:rPr>
-        <w:t>{</w:t>
-      </w:r>
-    </w:p>
-    <w:p>
-      <w:pPr>
-        <w:pStyle w:val="a7"/>
-        <w:rPr>
-          <w:lang w:val="en-US"/>
-        </w:rPr>
-      </w:pPr>
-      <w:r>
-        <w:rPr>
-          <w:lang w:val="en-US"/>
-        </w:rPr>
-        <w:t>}</w:t>
-      </w:r>
-    </w:p>
-    <w:p>
-      <w:pPr>
-        <w:pStyle w:val="a7"/>
-        <w:numPr>
-          <w:ilvl w:val="0"/>
-          <w:numId w:val="4"/>
-        </w:numPr>
-        <w:rPr>
-          <w:lang w:val="en-US"/>
-        </w:rPr>
-      </w:pPr>
-      <w:r>
-        <w:rPr>
-          <w:lang w:val="en-US"/>
-        </w:rPr>
-        <w:t xml:space="preserve">Int </w:t>
-      </w:r>
-      <w:proofErr w:type="spellStart"/>
-      <w:proofErr w:type="gramStart"/>
-      <w:r>
-        <w:rPr>
-          <w:lang w:val="en-US"/>
-        </w:rPr>
-        <w:t>FindIndexGenre</w:t>
-      </w:r>
-      <w:proofErr w:type="spellEnd"/>
-      <w:r>
-        <w:rPr>
-          <w:lang w:val="en-US"/>
-        </w:rPr>
-        <w:t>(</w:t>
-      </w:r>
-      <w:proofErr w:type="spellStart"/>
-      <w:proofErr w:type="gramEnd"/>
-      <w:r>
-        <w:rPr>
-          <w:lang w:val="en-US"/>
-        </w:rPr>
-        <w:t>stringQuery</w:t>
-      </w:r>
-      <w:proofErr w:type="spellEnd"/>
-      <w:r>
-        <w:rPr>
-          <w:lang w:val="en-US"/>
-        </w:rPr>
-        <w:t>,</w:t>
-      </w:r>
-    </w:p>
-    <w:p>
-      <w:pPr>
-        <w:pStyle w:val="a7"/>
-        <w:rPr>
-          <w:lang w:val="en-US"/>
-        </w:rPr>
-      </w:pPr>
-      <w:r>
-        <w:rPr>
-          <w:lang w:val="en-US"/>
-        </w:rPr>
-        <w:t xml:space="preserve">                                 </w:t>
-      </w:r>
-      <w:proofErr w:type="gramStart"/>
-      <w:r>
-        <w:rPr>
-          <w:lang w:val="en-US"/>
-        </w:rPr>
-        <w:t>string[</w:t>
-      </w:r>
-      <w:proofErr w:type="gramEnd"/>
-      <w:r>
-        <w:rPr>
-          <w:lang w:val="en-US"/>
-        </w:rPr>
-        <w:t>] genres)</w:t>
-      </w:r>
-    </w:p>
-    <w:p>
-      <w:pPr>
-        <w:pStyle w:val="a7"/>
-        <w:rPr>
-          <w:lang w:val="en-US"/>
-        </w:rPr>
-      </w:pPr>
-      <w:r>
-        <w:rPr>
-          <w:lang w:val="en-US"/>
-        </w:rPr>
-        <w:t>{</w:t>
-      </w:r>
-    </w:p>
-    <w:p>
-      <w:pPr>
-        <w:pStyle w:val="a7"/>
-        <w:rPr>
-          <w:lang w:val="en-US"/>
-        </w:rPr>
-      </w:pPr>
-      <w:r>
-        <w:rPr>
-          <w:lang w:val="en-US"/>
-        </w:rPr>
-        <w:t>}</w:t>
-      </w:r>
-    </w:p>
-    <w:p>
-      <w:pPr>
-        <w:pStyle w:val="a7"/>
-        <w:rPr>
-          <w:lang w:val="en-US"/>
-        </w:rPr>
-      </w:pPr>
-    </w:p>
-    <w:p>
-      <w:pPr>
-        <w:pStyle w:val="a7"/>
-        <w:rPr>
-          <w:lang w:val="en-US"/>
-        </w:rPr>
-      </w:pPr>
-      <w:r>
-        <w:rPr>
-          <w:lang w:val="en-US"/>
-        </w:rPr>
-        <w:t xml:space="preserve">List&lt;string&gt;, List&lt;int&gt; </w:t>
-      </w:r>
-      <w:proofErr w:type="spellStart"/>
-      <w:proofErr w:type="gramStart"/>
-      <w:r>
-        <w:rPr>
-          <w:lang w:val="en-US"/>
-        </w:rPr>
-        <w:t>FindAllDishByCentre</w:t>
-      </w:r>
-      <w:proofErr w:type="spellEnd"/>
-      <w:r>
-        <w:rPr>
-          <w:lang w:val="en-US"/>
-        </w:rPr>
-        <w:t>[</w:t>
-      </w:r>
-      <w:proofErr w:type="gramEnd"/>
-      <w:r>
-        <w:rPr>
-          <w:lang w:val="en-US"/>
-        </w:rPr>
-        <w:t>]</w:t>
-      </w:r>
-    </w:p>
-    <w:p>
-      <w:pPr>
-        <w:pStyle w:val="a7"/>
-        <w:rPr>
-          <w:lang w:val="en-US"/>
-        </w:rPr>
-      </w:pPr>
-      <w:r>
-        <w:rPr>
-          <w:lang w:val="en-US"/>
-        </w:rPr>
-        <w:t>(</w:t>
-      </w:r>
-      <w:proofErr w:type="gramStart"/>
-      <w:r>
-        <w:rPr>
-          <w:lang w:val="en-US"/>
-        </w:rPr>
-        <w:t>int</w:t>
-      </w:r>
-      <w:proofErr w:type="gramEnd"/>
-      <w:r>
-        <w:rPr>
-          <w:lang w:val="en-US"/>
-        </w:rPr>
-        <w:t xml:space="preserve"> index Genre,</w:t>
-      </w:r>
-    </w:p>
-    <w:p>
-      <w:pPr>
-        <w:pStyle w:val="a7"/>
-        <w:rPr>
-          <w:lang w:val="en-US"/>
-        </w:rPr>
-      </w:pPr>
-      <w:r>
-        <w:rPr>
-          <w:lang w:val="en-US"/>
-        </w:rPr>
-        <w:t xml:space="preserve"> List&lt;string&gt;</w:t>
-      </w:r>
-      <w:proofErr w:type="spellStart"/>
-      <w:r>
-        <w:rPr>
-          <w:lang w:val="en-US"/>
-        </w:rPr>
-        <w:t>AllDish</w:t>
-      </w:r>
-      <w:proofErr w:type="spellEnd"/>
-      <w:r>
-        <w:rPr>
-          <w:lang w:val="en-US"/>
-        </w:rPr>
-        <w:t>,</w:t>
-      </w:r>
-    </w:p>
-    <w:p>
-      <w:pPr>
-        <w:pStyle w:val="a7"/>
-        <w:rPr>
-          <w:lang w:val="en-US"/>
-        </w:rPr>
-      </w:pPr>
-      <w:r>
-        <w:rPr>
-          <w:lang w:val="en-US"/>
-        </w:rPr>
-        <w:t xml:space="preserve"> List&lt;int&gt; [] count</w:t>
-      </w:r>
-      <w:r>
-        <w:rPr>
-          <w:lang w:val="en-US"/>
-        </w:rPr>
-        <w:t>)</w:t>
-      </w:r>
-    </w:p>
-    <w:p>
-      <w:pPr>
-        <w:pStyle w:val="a7"/>
-        <w:rPr>
-          <w:lang w:val="en-US"/>
-        </w:rPr>
-      </w:pPr>
-      <w:r>
-        <w:rPr>
-          <w:lang w:val="en-US"/>
-        </w:rPr>
-        <w:t xml:space="preserve"> {</w:t>
-      </w:r>
-    </w:p>
-    <w:p>
-      <w:pPr>
-        <w:pStyle w:val="a7"/>
-        <w:rPr>
-          <w:lang w:val="en-US"/>
-        </w:rPr>
-      </w:pPr>
-      <w:r>
-        <w:rPr>
-          <w:lang w:val="en-US"/>
-        </w:rPr>
-        <w:t xml:space="preserve"> }</w:t>
-      </w:r>
-    </w:p>
-    <w:p>
-      <w:pPr>
-        <w:pStyle w:val="a7"/>
-        <w:numPr>
-          <w:ilvl w:val="0"/>
-          <w:numId w:val="4"/>
-        </w:numPr>
-        <w:rPr>
-          <w:lang w:val="en-US"/>
-        </w:rPr>
-      </w:pPr>
-      <w:r>
-        <w:rPr>
-          <w:lang w:val="en-US"/>
-        </w:rPr>
-        <w:t>v</w:t>
-      </w:r>
-      <w:r>
-        <w:rPr>
-          <w:lang w:val="en-US"/>
-        </w:rPr>
-        <w:t xml:space="preserve">oid </w:t>
-      </w:r>
-      <w:proofErr w:type="spellStart"/>
-      <w:r>
-        <w:rPr>
-          <w:lang w:val="en-US"/>
-        </w:rPr>
-        <w:t>SortDish</w:t>
-      </w:r>
-      <w:proofErr w:type="spellEnd"/>
-      <w:r>
-        <w:rPr>
-          <w:lang w:val="en-US"/>
-        </w:rPr>
-        <w:t xml:space="preserve"> (list&lt;string&gt; dish, List&lt;int&gt; count)</w:t>
-      </w:r>
-    </w:p>
-    <w:p>
-      <w:pPr>
-        <w:rPr>
-          <w:lang w:val="en-US"/>
-        </w:rPr>
-      </w:pPr>
-      <w:r>
-        <w:rPr>
-          <w:lang w:val="en-US"/>
-        </w:rPr>
-        <w:t xml:space="preserve">          {</w:t>
-      </w:r>
-    </w:p>
-    <w:p>
-      <w:pPr>
-        <w:rPr>
-          <w:lang w:val="en-US"/>
-        </w:rPr>
-      </w:pPr>
-      <w:r>
-        <w:rPr>
-          <w:lang w:val="en-US"/>
-        </w:rPr>
-        <w:t xml:space="preserve">          }</w:t>
-      </w:r>
-    </w:p>
-    <w:p>
-      <w:pPr>
-        <w:pStyle w:val="a7"/>
-        <w:numPr>
-          <w:ilvl w:val="0"/>
-          <w:numId w:val="4"/>
-        </w:numPr>
-        <w:rPr>
-          <w:lang w:val="en-US"/>
-        </w:rPr>
-      </w:pPr>
-      <w:r>
-        <w:rPr>
-          <w:lang w:val="en-US"/>
-        </w:rPr>
-        <w:t>v</w:t>
-      </w:r>
-      <w:r>
-        <w:rPr>
-          <w:lang w:val="en-US"/>
-        </w:rPr>
-        <w:t xml:space="preserve">oid </w:t>
-      </w:r>
-      <w:proofErr w:type="gramStart"/>
-      <w:r>
-        <w:rPr>
-          <w:lang w:val="en-US"/>
-        </w:rPr>
-        <w:t>Print(</w:t>
-      </w:r>
-      <w:proofErr w:type="gramEnd"/>
-      <w:r>
-        <w:rPr>
-          <w:lang w:val="en-US"/>
-        </w:rPr>
-        <w:t>List&lt;string&gt; dish)</w:t>
-      </w:r>
-    </w:p>
-    <w:p>
-      <w:pPr>
-        <w:pStyle w:val="a7"/>
-        <w:rPr>
-          <w:lang w:val="en-US"/>
-        </w:rPr>
-      </w:pPr>
-      <w:r>
-        <w:rPr>
-          <w:lang w:val="en-US"/>
-        </w:rPr>
-        <w:t>{</w:t>
-      </w:r>
-    </w:p>
-    <w:p>
-      <w:pPr>
-        <w:pStyle w:val="a7"/>
-        <w:rPr>
-          <w:lang w:val="en-US"/>
-        </w:rPr>
-      </w:pPr>
-      <w:r>
-        <w:rPr>
-          <w:lang w:val="en-US"/>
-        </w:rPr>
-        <w:t>}</w:t>
-      </w:r>
-    </w:p>
-    <w:p>
-      <w:pPr>
-        <w:pStyle w:val="a7"/>
-        <w:numPr>
-          <w:ilvl w:val="0"/>
-          <w:numId w:val="4"/>
-        </w:numPr>
-        <w:rPr>
-          <w:lang w:val="en-US"/>
-        </w:rPr>
-      </w:pPr>
-      <w:r>
-        <w:rPr>
-          <w:lang w:val="en-US"/>
-        </w:rPr>
-        <w:t>d</w:t>
-      </w:r>
-      <w:r>
-        <w:rPr>
-          <w:lang w:val="en-US"/>
-        </w:rPr>
-        <w:t xml:space="preserve">ouble </w:t>
-      </w:r>
-      <w:proofErr w:type="spellStart"/>
-      <w:proofErr w:type="gramStart"/>
-      <w:r>
-        <w:rPr>
-          <w:lang w:val="en-US"/>
-        </w:rPr>
-        <w:t>CalculateAverage</w:t>
-      </w:r>
-      <w:proofErr w:type="spellEnd"/>
-      <w:r>
-        <w:rPr>
-          <w:lang w:val="en-US"/>
-        </w:rPr>
-        <w:t>(</w:t>
-      </w:r>
-      <w:proofErr w:type="gramEnd"/>
-      <w:r>
-        <w:rPr>
-          <w:lang w:val="en-US"/>
-        </w:rPr>
-        <w:t>List&lt;int&gt; count)</w:t>
-      </w:r>
-    </w:p>
-    <w:p>
-      <w:pPr>
-        <w:pStyle w:val="a7"/>
-        <w:rPr>
-          <w:lang w:val="en-US"/>
-        </w:rPr>
-      </w:pPr>
-      <w:r>
-        <w:rPr>
-          <w:lang w:val="en-US"/>
-        </w:rPr>
-        <w:t>{</w:t>
-      </w:r>
-    </w:p>
-    <w:p>
-      <w:pPr>
-        <w:pStyle w:val="a7"/>
-        <w:rPr>
-          <w:lang w:val="en-US"/>
-        </w:rPr>
-      </w:pPr>
-      <w:r>
-        <w:rPr>
-          <w:lang w:val="en-US"/>
-        </w:rPr>
-        <w:t>}</w:t>
-      </w:r>
-    </w:p>
-    <w:p>
-      <w:pPr>
-        <w:pStyle w:val="a7"/>
-        <w:rPr>
-          <w:lang w:val="en-US"/>
-        </w:rPr>
-      </w:pPr>
-    </w:p>
-    <w:p>
-      <w:pPr>
-        <w:pStyle w:val="a7"/>
-        <w:rPr>
-          <w:lang w:val="en-US"/>
-        </w:rPr>
-      </w:pPr>
-    </w:p>
-    <w:p>
-      <w:pPr>
-        <w:rPr>
-          <w:lang w:val="en-US"/>
-        </w:rPr>
-      </w:pPr>
-    </w:p>
-    <w:p>
-      <w:pPr>
-        <w:pStyle w:val="a7"/>
-        <w:rPr>
-          <w:lang w:val="en-US"/>
-        </w:rPr>
-      </w:pPr>
-    </w:p>
-    <w:p>
-      <w:pPr>
-        <w:spacing w:after="0"/>
-        <w:jc w:val="both"/>
-        <w:rPr>
-          <w:lang w:val="en-US"/>
-        </w:rPr>
-      </w:pPr>
+        <w:t>Вывод итоговых списков на экран в удобном для пользователя формате</w:t>
+      </w:r>
     </w:p>
     <w:sectPr>
       <w:pgSz w:w="11906" w:h="16838" w:code="9"/>
@@ -1111,6 +1244,119 @@
 <file path=word/numbering.xml><?xml version="1.0" encoding="utf-8"?>
 <w:numbering xmlns:wpc="http://schemas.microsoft.com/office/word/2010/wordprocessingCanvas" xmlns:cx="http://schemas.microsoft.com/office/drawing/2014/chartex" xmlns:cx1="http://schemas.microsoft.com/office/drawing/2015/9/8/chartex" xmlns:cx2="http://schemas.microsoft.com/office/drawing/2015/10/21/chartex" xmlns:cx3="http://schemas.microsoft.com/office/drawing/2016/5/9/chartex" xmlns:cx4="http://schemas.microsoft.com/office/drawing/2016/5/10/chartex" xmlns:cx5="http://schemas.microsoft.com/office/drawing/2016/5/11/chartex" xmlns:cx6="http://schemas.microsoft.com/office/drawing/2016/5/12/chartex" xmlns:cx7="http://schemas.microsoft.com/office/drawing/2016/5/13/chartex" xmlns:cx8="http://schemas.microsoft.com/office/drawing/2016/5/14/chartex" xmlns:mc="http://schemas.openxmlformats.org/markup-compatibility/2006" xmlns:aink="http://schemas.microsoft.com/office/drawing/2016/ink" xmlns:am3d="http://schemas.microsoft.com/office/drawing/2017/model3d" xmlns:o="urn:schemas-microsoft-com:office:office" xmlns:r="http://schemas.openxmlformats.org/officeDocument/2006/relationships" xmlns:m="http://schemas.openxmlformats.org/officeDocument/2006/math" xmlns:v="urn:schemas-microsoft-com:vml" xmlns:wp14="http://schemas.microsoft.com/office/word/2010/wordprocessingDrawing" xmlns:wp="http://schemas.openxmlformats.org/drawingml/2006/wordprocessingDrawing" xmlns:w10="urn:schemas-microsoft-com:office:word" xmlns:w="http://schemas.openxmlformats.org/wordprocessingml/2006/main" xmlns:w14="http://schemas.microsoft.com/office/word/2010/wordml" xmlns:w15="http://schemas.microsoft.com/office/word/2012/wordml" xmlns:w16cex="http://schemas.microsoft.com/office/word/2018/wordml/cex" xmlns:w16cid="http://schemas.microsoft.com/office/word/2016/wordml/cid" xmlns:w16="http://schemas.microsoft.com/office/word/2018/wordml" xmlns:w16sdtdh="http://schemas.microsoft.com/office/word/2020/wordml/sdtdatahash" xmlns:w16se="http://schemas.microsoft.com/office/word/2015/wordml/symex" xmlns:wpg="http://schemas.microsoft.com/office/word/2010/wordprocessingGroup" xmlns:wpi="http://schemas.microsoft.com/office/word/2010/wordprocessingInk" xmlns:wne="http://schemas.microsoft.com/office/word/2006/wordml" xmlns:wps="http://schemas.microsoft.com/office/word/2010/wordprocessingShape" mc:Ignorable="w14 w15 w16se w16cid w16 w16cex w16sdtdh wp14">
   <w:abstractNum w:abstractNumId="0" w15:restartNumberingAfterBreak="0">
+    <w:nsid w:val="02B05868"/>
+    <w:multiLevelType w:val="multilevel"/>
+    <w:tmpl w:val="BC3272B6"/>
+    <w:lvl w:ilvl="0">
+      <w:start w:val="1"/>
+      <w:numFmt w:val="decimal"/>
+      <w:lvlText w:val="%1."/>
+      <w:lvlJc w:val="left"/>
+      <w:pPr>
+        <w:tabs>
+          <w:tab w:val="num" w:pos="720"/>
+        </w:tabs>
+        <w:ind w:left="720" w:hanging="360"/>
+      </w:pPr>
+    </w:lvl>
+    <w:lvl w:ilvl="1" w:tentative="1">
+      <w:start w:val="1"/>
+      <w:numFmt w:val="decimal"/>
+      <w:lvlText w:val="%2."/>
+      <w:lvlJc w:val="left"/>
+      <w:pPr>
+        <w:tabs>
+          <w:tab w:val="num" w:pos="1440"/>
+        </w:tabs>
+        <w:ind w:left="1440" w:hanging="360"/>
+      </w:pPr>
+    </w:lvl>
+    <w:lvl w:ilvl="2" w:tentative="1">
+      <w:start w:val="1"/>
+      <w:numFmt w:val="decimal"/>
+      <w:lvlText w:val="%3."/>
+      <w:lvlJc w:val="left"/>
+      <w:pPr>
+        <w:tabs>
+          <w:tab w:val="num" w:pos="2160"/>
+        </w:tabs>
+        <w:ind w:left="2160" w:hanging="360"/>
+      </w:pPr>
+    </w:lvl>
+    <w:lvl w:ilvl="3" w:tentative="1">
+      <w:start w:val="1"/>
+      <w:numFmt w:val="decimal"/>
+      <w:lvlText w:val="%4."/>
+      <w:lvlJc w:val="left"/>
+      <w:pPr>
+        <w:tabs>
+          <w:tab w:val="num" w:pos="2880"/>
+        </w:tabs>
+        <w:ind w:left="2880" w:hanging="360"/>
+      </w:pPr>
+    </w:lvl>
+    <w:lvl w:ilvl="4" w:tentative="1">
+      <w:start w:val="1"/>
+      <w:numFmt w:val="decimal"/>
+      <w:lvlText w:val="%5."/>
+      <w:lvlJc w:val="left"/>
+      <w:pPr>
+        <w:tabs>
+          <w:tab w:val="num" w:pos="3600"/>
+        </w:tabs>
+        <w:ind w:left="3600" w:hanging="360"/>
+      </w:pPr>
+    </w:lvl>
+    <w:lvl w:ilvl="5" w:tentative="1">
+      <w:start w:val="1"/>
+      <w:numFmt w:val="decimal"/>
+      <w:lvlText w:val="%6."/>
+      <w:lvlJc w:val="left"/>
+      <w:pPr>
+        <w:tabs>
+          <w:tab w:val="num" w:pos="4320"/>
+        </w:tabs>
+        <w:ind w:left="4320" w:hanging="360"/>
+      </w:pPr>
+    </w:lvl>
+    <w:lvl w:ilvl="6" w:tentative="1">
+      <w:start w:val="1"/>
+      <w:numFmt w:val="decimal"/>
+      <w:lvlText w:val="%7."/>
+      <w:lvlJc w:val="left"/>
+      <w:pPr>
+        <w:tabs>
+          <w:tab w:val="num" w:pos="5040"/>
+        </w:tabs>
+        <w:ind w:left="5040" w:hanging="360"/>
+      </w:pPr>
+    </w:lvl>
+    <w:lvl w:ilvl="7" w:tentative="1">
+      <w:start w:val="1"/>
+      <w:numFmt w:val="decimal"/>
+      <w:lvlText w:val="%8."/>
+      <w:lvlJc w:val="left"/>
+      <w:pPr>
+        <w:tabs>
+          <w:tab w:val="num" w:pos="5760"/>
+        </w:tabs>
+        <w:ind w:left="5760" w:hanging="360"/>
+      </w:pPr>
+    </w:lvl>
+    <w:lvl w:ilvl="8" w:tentative="1">
+      <w:start w:val="1"/>
+      <w:numFmt w:val="decimal"/>
+      <w:lvlText w:val="%9."/>
+      <w:lvlJc w:val="left"/>
+      <w:pPr>
+        <w:tabs>
+          <w:tab w:val="num" w:pos="6480"/>
+        </w:tabs>
+        <w:ind w:left="6480" w:hanging="360"/>
+      </w:pPr>
+    </w:lvl>
+  </w:abstractNum>
+  <w:abstractNum w:abstractNumId="1" w15:restartNumberingAfterBreak="0">
     <w:nsid w:val="05694305"/>
     <w:multiLevelType w:val="multilevel"/>
     <w:tmpl w:val="D75688EA"/>
@@ -1259,7 +1505,7 @@
       </w:rPr>
     </w:lvl>
   </w:abstractNum>
-  <w:abstractNum w:abstractNumId="1" w15:restartNumberingAfterBreak="0">
+  <w:abstractNum w:abstractNumId="2" w15:restartNumberingAfterBreak="0">
     <w:nsid w:val="09C62356"/>
     <w:multiLevelType w:val="hybridMultilevel"/>
     <w:tmpl w:val="BFC8F8F4"/>
@@ -1348,7 +1594,120 @@
       </w:pPr>
     </w:lvl>
   </w:abstractNum>
-  <w:abstractNum w:abstractNumId="2" w15:restartNumberingAfterBreak="0">
+  <w:abstractNum w:abstractNumId="3" w15:restartNumberingAfterBreak="0">
+    <w:nsid w:val="09E66013"/>
+    <w:multiLevelType w:val="multilevel"/>
+    <w:tmpl w:val="E4EA7D80"/>
+    <w:lvl w:ilvl="0">
+      <w:start w:val="1"/>
+      <w:numFmt w:val="decimal"/>
+      <w:lvlText w:val="%1."/>
+      <w:lvlJc w:val="left"/>
+      <w:pPr>
+        <w:tabs>
+          <w:tab w:val="num" w:pos="720"/>
+        </w:tabs>
+        <w:ind w:left="720" w:hanging="360"/>
+      </w:pPr>
+    </w:lvl>
+    <w:lvl w:ilvl="1" w:tentative="1">
+      <w:start w:val="1"/>
+      <w:numFmt w:val="decimal"/>
+      <w:lvlText w:val="%2."/>
+      <w:lvlJc w:val="left"/>
+      <w:pPr>
+        <w:tabs>
+          <w:tab w:val="num" w:pos="1440"/>
+        </w:tabs>
+        <w:ind w:left="1440" w:hanging="360"/>
+      </w:pPr>
+    </w:lvl>
+    <w:lvl w:ilvl="2" w:tentative="1">
+      <w:start w:val="1"/>
+      <w:numFmt w:val="decimal"/>
+      <w:lvlText w:val="%3."/>
+      <w:lvlJc w:val="left"/>
+      <w:pPr>
+        <w:tabs>
+          <w:tab w:val="num" w:pos="2160"/>
+        </w:tabs>
+        <w:ind w:left="2160" w:hanging="360"/>
+      </w:pPr>
+    </w:lvl>
+    <w:lvl w:ilvl="3" w:tentative="1">
+      <w:start w:val="1"/>
+      <w:numFmt w:val="decimal"/>
+      <w:lvlText w:val="%4."/>
+      <w:lvlJc w:val="left"/>
+      <w:pPr>
+        <w:tabs>
+          <w:tab w:val="num" w:pos="2880"/>
+        </w:tabs>
+        <w:ind w:left="2880" w:hanging="360"/>
+      </w:pPr>
+    </w:lvl>
+    <w:lvl w:ilvl="4" w:tentative="1">
+      <w:start w:val="1"/>
+      <w:numFmt w:val="decimal"/>
+      <w:lvlText w:val="%5."/>
+      <w:lvlJc w:val="left"/>
+      <w:pPr>
+        <w:tabs>
+          <w:tab w:val="num" w:pos="3600"/>
+        </w:tabs>
+        <w:ind w:left="3600" w:hanging="360"/>
+      </w:pPr>
+    </w:lvl>
+    <w:lvl w:ilvl="5" w:tentative="1">
+      <w:start w:val="1"/>
+      <w:numFmt w:val="decimal"/>
+      <w:lvlText w:val="%6."/>
+      <w:lvlJc w:val="left"/>
+      <w:pPr>
+        <w:tabs>
+          <w:tab w:val="num" w:pos="4320"/>
+        </w:tabs>
+        <w:ind w:left="4320" w:hanging="360"/>
+      </w:pPr>
+    </w:lvl>
+    <w:lvl w:ilvl="6" w:tentative="1">
+      <w:start w:val="1"/>
+      <w:numFmt w:val="decimal"/>
+      <w:lvlText w:val="%7."/>
+      <w:lvlJc w:val="left"/>
+      <w:pPr>
+        <w:tabs>
+          <w:tab w:val="num" w:pos="5040"/>
+        </w:tabs>
+        <w:ind w:left="5040" w:hanging="360"/>
+      </w:pPr>
+    </w:lvl>
+    <w:lvl w:ilvl="7" w:tentative="1">
+      <w:start w:val="1"/>
+      <w:numFmt w:val="decimal"/>
+      <w:lvlText w:val="%8."/>
+      <w:lvlJc w:val="left"/>
+      <w:pPr>
+        <w:tabs>
+          <w:tab w:val="num" w:pos="5760"/>
+        </w:tabs>
+        <w:ind w:left="5760" w:hanging="360"/>
+      </w:pPr>
+    </w:lvl>
+    <w:lvl w:ilvl="8" w:tentative="1">
+      <w:start w:val="1"/>
+      <w:numFmt w:val="decimal"/>
+      <w:lvlText w:val="%9."/>
+      <w:lvlJc w:val="left"/>
+      <w:pPr>
+        <w:tabs>
+          <w:tab w:val="num" w:pos="6480"/>
+        </w:tabs>
+        <w:ind w:left="6480" w:hanging="360"/>
+      </w:pPr>
+    </w:lvl>
+  </w:abstractNum>
+  <w:abstractNum w:abstractNumId="4" w15:restartNumberingAfterBreak="0">
     <w:nsid w:val="0BFF6485"/>
     <w:multiLevelType w:val="hybridMultilevel"/>
     <w:tmpl w:val="BC160CB4"/>
@@ -1437,7 +1796,7 @@
       </w:pPr>
     </w:lvl>
   </w:abstractNum>
-  <w:abstractNum w:abstractNumId="3" w15:restartNumberingAfterBreak="0">
+  <w:abstractNum w:abstractNumId="5" w15:restartNumberingAfterBreak="0">
     <w:nsid w:val="0E0A38A3"/>
     <w:multiLevelType w:val="hybridMultilevel"/>
     <w:tmpl w:val="D6389C32"/>
@@ -1523,7 +1882,93 @@
       </w:pPr>
     </w:lvl>
   </w:abstractNum>
-  <w:abstractNum w:abstractNumId="4" w15:restartNumberingAfterBreak="0">
+  <w:abstractNum w:abstractNumId="6" w15:restartNumberingAfterBreak="0">
+    <w:nsid w:val="0EB861DD"/>
+    <w:multiLevelType w:val="hybridMultilevel"/>
+    <w:tmpl w:val="59EADAF4"/>
+    <w:lvl w:ilvl="0" w:tplc="04190011">
+      <w:start w:val="1"/>
+      <w:numFmt w:val="decimal"/>
+      <w:lvlText w:val="%1)"/>
+      <w:lvlJc w:val="left"/>
+      <w:pPr>
+        <w:ind w:left="1429" w:hanging="360"/>
+      </w:pPr>
+    </w:lvl>
+    <w:lvl w:ilvl="1" w:tplc="04190019" w:tentative="1">
+      <w:start w:val="1"/>
+      <w:numFmt w:val="lowerLetter"/>
+      <w:lvlText w:val="%2."/>
+      <w:lvlJc w:val="left"/>
+      <w:pPr>
+        <w:ind w:left="2149" w:hanging="360"/>
+      </w:pPr>
+    </w:lvl>
+    <w:lvl w:ilvl="2" w:tplc="0419001B" w:tentative="1">
+      <w:start w:val="1"/>
+      <w:numFmt w:val="lowerRoman"/>
+      <w:lvlText w:val="%3."/>
+      <w:lvlJc w:val="right"/>
+      <w:pPr>
+        <w:ind w:left="2869" w:hanging="180"/>
+      </w:pPr>
+    </w:lvl>
+    <w:lvl w:ilvl="3" w:tplc="0419000F" w:tentative="1">
+      <w:start w:val="1"/>
+      <w:numFmt w:val="decimal"/>
+      <w:lvlText w:val="%4."/>
+      <w:lvlJc w:val="left"/>
+      <w:pPr>
+        <w:ind w:left="3589" w:hanging="360"/>
+      </w:pPr>
+    </w:lvl>
+    <w:lvl w:ilvl="4" w:tplc="04190019" w:tentative="1">
+      <w:start w:val="1"/>
+      <w:numFmt w:val="lowerLetter"/>
+      <w:lvlText w:val="%5."/>
+      <w:lvlJc w:val="left"/>
+      <w:pPr>
+        <w:ind w:left="4309" w:hanging="360"/>
+      </w:pPr>
+    </w:lvl>
+    <w:lvl w:ilvl="5" w:tplc="0419001B" w:tentative="1">
+      <w:start w:val="1"/>
+      <w:numFmt w:val="lowerRoman"/>
+      <w:lvlText w:val="%6."/>
+      <w:lvlJc w:val="right"/>
+      <w:pPr>
+        <w:ind w:left="5029" w:hanging="180"/>
+      </w:pPr>
+    </w:lvl>
+    <w:lvl w:ilvl="6" w:tplc="0419000F" w:tentative="1">
+      <w:start w:val="1"/>
+      <w:numFmt w:val="decimal"/>
+      <w:lvlText w:val="%7."/>
+      <w:lvlJc w:val="left"/>
+      <w:pPr>
+        <w:ind w:left="5749" w:hanging="360"/>
+      </w:pPr>
+    </w:lvl>
+    <w:lvl w:ilvl="7" w:tplc="04190019" w:tentative="1">
+      <w:start w:val="1"/>
+      <w:numFmt w:val="lowerLetter"/>
+      <w:lvlText w:val="%8."/>
+      <w:lvlJc w:val="left"/>
+      <w:pPr>
+        <w:ind w:left="6469" w:hanging="360"/>
+      </w:pPr>
+    </w:lvl>
+    <w:lvl w:ilvl="8" w:tplc="0419001B" w:tentative="1">
+      <w:start w:val="1"/>
+      <w:numFmt w:val="lowerRoman"/>
+      <w:lvlText w:val="%9."/>
+      <w:lvlJc w:val="right"/>
+      <w:pPr>
+        <w:ind w:left="7189" w:hanging="180"/>
+      </w:pPr>
+    </w:lvl>
+  </w:abstractNum>
+  <w:abstractNum w:abstractNumId="7" w15:restartNumberingAfterBreak="0">
     <w:nsid w:val="162955CF"/>
     <w:multiLevelType w:val="multilevel"/>
     <w:tmpl w:val="74F08F48"/>
@@ -1672,7 +2117,7 @@
       </w:rPr>
     </w:lvl>
   </w:abstractNum>
-  <w:abstractNum w:abstractNumId="5" w15:restartNumberingAfterBreak="0">
+  <w:abstractNum w:abstractNumId="8" w15:restartNumberingAfterBreak="0">
     <w:nsid w:val="217712B6"/>
     <w:multiLevelType w:val="multilevel"/>
     <w:tmpl w:val="1E223EDA"/>
@@ -1821,7 +2266,7 @@
       </w:rPr>
     </w:lvl>
   </w:abstractNum>
-  <w:abstractNum w:abstractNumId="6" w15:restartNumberingAfterBreak="0">
+  <w:abstractNum w:abstractNumId="9" w15:restartNumberingAfterBreak="0">
     <w:nsid w:val="2EBE745A"/>
     <w:multiLevelType w:val="hybridMultilevel"/>
     <w:tmpl w:val="E5E88608"/>
@@ -1934,7 +2379,7 @@
       </w:rPr>
     </w:lvl>
   </w:abstractNum>
-  <w:abstractNum w:abstractNumId="7" w15:restartNumberingAfterBreak="0">
+  <w:abstractNum w:abstractNumId="10" w15:restartNumberingAfterBreak="0">
     <w:nsid w:val="33230773"/>
     <w:multiLevelType w:val="hybridMultilevel"/>
     <w:tmpl w:val="F60A8ACC"/>
@@ -2020,7 +2465,7 @@
       </w:pPr>
     </w:lvl>
   </w:abstractNum>
-  <w:abstractNum w:abstractNumId="8" w15:restartNumberingAfterBreak="0">
+  <w:abstractNum w:abstractNumId="11" w15:restartNumberingAfterBreak="0">
     <w:nsid w:val="35FB2AFE"/>
     <w:multiLevelType w:val="hybridMultilevel"/>
     <w:tmpl w:val="FF5863E6"/>
@@ -2109,7 +2554,7 @@
       </w:pPr>
     </w:lvl>
   </w:abstractNum>
-  <w:abstractNum w:abstractNumId="9" w15:restartNumberingAfterBreak="0">
+  <w:abstractNum w:abstractNumId="12" w15:restartNumberingAfterBreak="0">
     <w:nsid w:val="3B323F58"/>
     <w:multiLevelType w:val="hybridMultilevel"/>
     <w:tmpl w:val="8EDE7714"/>
@@ -2195,7 +2640,7 @@
       </w:pPr>
     </w:lvl>
   </w:abstractNum>
-  <w:abstractNum w:abstractNumId="10" w15:restartNumberingAfterBreak="0">
+  <w:abstractNum w:abstractNumId="13" w15:restartNumberingAfterBreak="0">
     <w:nsid w:val="3F6B208E"/>
     <w:multiLevelType w:val="hybridMultilevel"/>
     <w:tmpl w:val="56DC95EC"/>
@@ -2308,7 +2753,93 @@
       </w:rPr>
     </w:lvl>
   </w:abstractNum>
-  <w:abstractNum w:abstractNumId="11" w15:restartNumberingAfterBreak="0">
+  <w:abstractNum w:abstractNumId="14" w15:restartNumberingAfterBreak="0">
+    <w:nsid w:val="40DC0583"/>
+    <w:multiLevelType w:val="hybridMultilevel"/>
+    <w:tmpl w:val="57165D8A"/>
+    <w:lvl w:ilvl="0" w:tplc="04190011">
+      <w:start w:val="1"/>
+      <w:numFmt w:val="decimal"/>
+      <w:lvlText w:val="%1)"/>
+      <w:lvlJc w:val="left"/>
+      <w:pPr>
+        <w:ind w:left="1429" w:hanging="360"/>
+      </w:pPr>
+    </w:lvl>
+    <w:lvl w:ilvl="1" w:tplc="04190019" w:tentative="1">
+      <w:start w:val="1"/>
+      <w:numFmt w:val="lowerLetter"/>
+      <w:lvlText w:val="%2."/>
+      <w:lvlJc w:val="left"/>
+      <w:pPr>
+        <w:ind w:left="2149" w:hanging="360"/>
+      </w:pPr>
+    </w:lvl>
+    <w:lvl w:ilvl="2" w:tplc="0419001B" w:tentative="1">
+      <w:start w:val="1"/>
+      <w:numFmt w:val="lowerRoman"/>
+      <w:lvlText w:val="%3."/>
+      <w:lvlJc w:val="right"/>
+      <w:pPr>
+        <w:ind w:left="2869" w:hanging="180"/>
+      </w:pPr>
+    </w:lvl>
+    <w:lvl w:ilvl="3" w:tplc="0419000F" w:tentative="1">
+      <w:start w:val="1"/>
+      <w:numFmt w:val="decimal"/>
+      <w:lvlText w:val="%4."/>
+      <w:lvlJc w:val="left"/>
+      <w:pPr>
+        <w:ind w:left="3589" w:hanging="360"/>
+      </w:pPr>
+    </w:lvl>
+    <w:lvl w:ilvl="4" w:tplc="04190019" w:tentative="1">
+      <w:start w:val="1"/>
+      <w:numFmt w:val="lowerLetter"/>
+      <w:lvlText w:val="%5."/>
+      <w:lvlJc w:val="left"/>
+      <w:pPr>
+        <w:ind w:left="4309" w:hanging="360"/>
+      </w:pPr>
+    </w:lvl>
+    <w:lvl w:ilvl="5" w:tplc="0419001B" w:tentative="1">
+      <w:start w:val="1"/>
+      <w:numFmt w:val="lowerRoman"/>
+      <w:lvlText w:val="%6."/>
+      <w:lvlJc w:val="right"/>
+      <w:pPr>
+        <w:ind w:left="5029" w:hanging="180"/>
+      </w:pPr>
+    </w:lvl>
+    <w:lvl w:ilvl="6" w:tplc="0419000F" w:tentative="1">
+      <w:start w:val="1"/>
+      <w:numFmt w:val="decimal"/>
+      <w:lvlText w:val="%7."/>
+      <w:lvlJc w:val="left"/>
+      <w:pPr>
+        <w:ind w:left="5749" w:hanging="360"/>
+      </w:pPr>
+    </w:lvl>
+    <w:lvl w:ilvl="7" w:tplc="04190019" w:tentative="1">
+      <w:start w:val="1"/>
+      <w:numFmt w:val="lowerLetter"/>
+      <w:lvlText w:val="%8."/>
+      <w:lvlJc w:val="left"/>
+      <w:pPr>
+        <w:ind w:left="6469" w:hanging="360"/>
+      </w:pPr>
+    </w:lvl>
+    <w:lvl w:ilvl="8" w:tplc="0419001B" w:tentative="1">
+      <w:start w:val="1"/>
+      <w:numFmt w:val="lowerRoman"/>
+      <w:lvlText w:val="%9."/>
+      <w:lvlJc w:val="right"/>
+      <w:pPr>
+        <w:ind w:left="7189" w:hanging="180"/>
+      </w:pPr>
+    </w:lvl>
+  </w:abstractNum>
+  <w:abstractNum w:abstractNumId="15" w15:restartNumberingAfterBreak="0">
     <w:nsid w:val="4937018B"/>
     <w:multiLevelType w:val="hybridMultilevel"/>
     <w:tmpl w:val="D6029E58"/>
@@ -2421,7 +2952,7 @@
       </w:rPr>
     </w:lvl>
   </w:abstractNum>
-  <w:abstractNum w:abstractNumId="12" w15:restartNumberingAfterBreak="0">
+  <w:abstractNum w:abstractNumId="16" w15:restartNumberingAfterBreak="0">
     <w:nsid w:val="519919D5"/>
     <w:multiLevelType w:val="hybridMultilevel"/>
     <w:tmpl w:val="7F846CC6"/>
@@ -2507,7 +3038,7 @@
       </w:pPr>
     </w:lvl>
   </w:abstractNum>
-  <w:abstractNum w:abstractNumId="13" w15:restartNumberingAfterBreak="0">
+  <w:abstractNum w:abstractNumId="17" w15:restartNumberingAfterBreak="0">
     <w:nsid w:val="680309D4"/>
     <w:multiLevelType w:val="hybridMultilevel"/>
     <w:tmpl w:val="8870CDAC"/>
@@ -2620,7 +3151,7 @@
       </w:rPr>
     </w:lvl>
   </w:abstractNum>
-  <w:abstractNum w:abstractNumId="14" w15:restartNumberingAfterBreak="0">
+  <w:abstractNum w:abstractNumId="18" w15:restartNumberingAfterBreak="0">
     <w:nsid w:val="68C224D0"/>
     <w:multiLevelType w:val="multilevel"/>
     <w:tmpl w:val="0346D8A0"/>
@@ -2769,7 +3300,7 @@
       </w:rPr>
     </w:lvl>
   </w:abstractNum>
-  <w:abstractNum w:abstractNumId="15" w15:restartNumberingAfterBreak="0">
+  <w:abstractNum w:abstractNumId="19" w15:restartNumberingAfterBreak="0">
     <w:nsid w:val="6D9B18CF"/>
     <w:multiLevelType w:val="hybridMultilevel"/>
     <w:tmpl w:val="09FA3B82"/>
@@ -2882,7 +3413,206 @@
       </w:rPr>
     </w:lvl>
   </w:abstractNum>
-  <w:abstractNum w:abstractNumId="16" w15:restartNumberingAfterBreak="0">
+  <w:abstractNum w:abstractNumId="20" w15:restartNumberingAfterBreak="0">
+    <w:nsid w:val="70636498"/>
+    <w:multiLevelType w:val="multilevel"/>
+    <w:tmpl w:val="EE14F68C"/>
+    <w:lvl w:ilvl="0">
+      <w:start w:val="1"/>
+      <w:numFmt w:val="decimal"/>
+      <w:lvlText w:val="%1."/>
+      <w:lvlJc w:val="left"/>
+      <w:pPr>
+        <w:tabs>
+          <w:tab w:val="num" w:pos="720"/>
+        </w:tabs>
+        <w:ind w:left="720" w:hanging="360"/>
+      </w:pPr>
+    </w:lvl>
+    <w:lvl w:ilvl="1" w:tentative="1">
+      <w:start w:val="1"/>
+      <w:numFmt w:val="decimal"/>
+      <w:lvlText w:val="%2."/>
+      <w:lvlJc w:val="left"/>
+      <w:pPr>
+        <w:tabs>
+          <w:tab w:val="num" w:pos="1440"/>
+        </w:tabs>
+        <w:ind w:left="1440" w:hanging="360"/>
+      </w:pPr>
+    </w:lvl>
+    <w:lvl w:ilvl="2" w:tentative="1">
+      <w:start w:val="1"/>
+      <w:numFmt w:val="decimal"/>
+      <w:lvlText w:val="%3."/>
+      <w:lvlJc w:val="left"/>
+      <w:pPr>
+        <w:tabs>
+          <w:tab w:val="num" w:pos="2160"/>
+        </w:tabs>
+        <w:ind w:left="2160" w:hanging="360"/>
+      </w:pPr>
+    </w:lvl>
+    <w:lvl w:ilvl="3" w:tentative="1">
+      <w:start w:val="1"/>
+      <w:numFmt w:val="decimal"/>
+      <w:lvlText w:val="%4."/>
+      <w:lvlJc w:val="left"/>
+      <w:pPr>
+        <w:tabs>
+          <w:tab w:val="num" w:pos="2880"/>
+        </w:tabs>
+        <w:ind w:left="2880" w:hanging="360"/>
+      </w:pPr>
+    </w:lvl>
+    <w:lvl w:ilvl="4" w:tentative="1">
+      <w:start w:val="1"/>
+      <w:numFmt w:val="decimal"/>
+      <w:lvlText w:val="%5."/>
+      <w:lvlJc w:val="left"/>
+      <w:pPr>
+        <w:tabs>
+          <w:tab w:val="num" w:pos="3600"/>
+        </w:tabs>
+        <w:ind w:left="3600" w:hanging="360"/>
+      </w:pPr>
+    </w:lvl>
+    <w:lvl w:ilvl="5" w:tentative="1">
+      <w:start w:val="1"/>
+      <w:numFmt w:val="decimal"/>
+      <w:lvlText w:val="%6."/>
+      <w:lvlJc w:val="left"/>
+      <w:pPr>
+        <w:tabs>
+          <w:tab w:val="num" w:pos="4320"/>
+        </w:tabs>
+        <w:ind w:left="4320" w:hanging="360"/>
+      </w:pPr>
+    </w:lvl>
+    <w:lvl w:ilvl="6" w:tentative="1">
+      <w:start w:val="1"/>
+      <w:numFmt w:val="decimal"/>
+      <w:lvlText w:val="%7."/>
+      <w:lvlJc w:val="left"/>
+      <w:pPr>
+        <w:tabs>
+          <w:tab w:val="num" w:pos="5040"/>
+        </w:tabs>
+        <w:ind w:left="5040" w:hanging="360"/>
+      </w:pPr>
+    </w:lvl>
+    <w:lvl w:ilvl="7" w:tentative="1">
+      <w:start w:val="1"/>
+      <w:numFmt w:val="decimal"/>
+      <w:lvlText w:val="%8."/>
+      <w:lvlJc w:val="left"/>
+      <w:pPr>
+        <w:tabs>
+          <w:tab w:val="num" w:pos="5760"/>
+        </w:tabs>
+        <w:ind w:left="5760" w:hanging="360"/>
+      </w:pPr>
+    </w:lvl>
+    <w:lvl w:ilvl="8" w:tentative="1">
+      <w:start w:val="1"/>
+      <w:numFmt w:val="decimal"/>
+      <w:lvlText w:val="%9."/>
+      <w:lvlJc w:val="left"/>
+      <w:pPr>
+        <w:tabs>
+          <w:tab w:val="num" w:pos="6480"/>
+        </w:tabs>
+        <w:ind w:left="6480" w:hanging="360"/>
+      </w:pPr>
+    </w:lvl>
+  </w:abstractNum>
+  <w:abstractNum w:abstractNumId="21" w15:restartNumberingAfterBreak="0">
+    <w:nsid w:val="72741D5C"/>
+    <w:multiLevelType w:val="hybridMultilevel"/>
+    <w:tmpl w:val="350EA9D4"/>
+    <w:lvl w:ilvl="0" w:tplc="04190011">
+      <w:start w:val="1"/>
+      <w:numFmt w:val="decimal"/>
+      <w:lvlText w:val="%1)"/>
+      <w:lvlJc w:val="left"/>
+      <w:pPr>
+        <w:ind w:left="1429" w:hanging="360"/>
+      </w:pPr>
+    </w:lvl>
+    <w:lvl w:ilvl="1" w:tplc="04190019" w:tentative="1">
+      <w:start w:val="1"/>
+      <w:numFmt w:val="lowerLetter"/>
+      <w:lvlText w:val="%2."/>
+      <w:lvlJc w:val="left"/>
+      <w:pPr>
+        <w:ind w:left="2149" w:hanging="360"/>
+      </w:pPr>
+    </w:lvl>
+    <w:lvl w:ilvl="2" w:tplc="0419001B" w:tentative="1">
+      <w:start w:val="1"/>
+      <w:numFmt w:val="lowerRoman"/>
+      <w:lvlText w:val="%3."/>
+      <w:lvlJc w:val="right"/>
+      <w:pPr>
+        <w:ind w:left="2869" w:hanging="180"/>
+      </w:pPr>
+    </w:lvl>
+    <w:lvl w:ilvl="3" w:tplc="0419000F" w:tentative="1">
+      <w:start w:val="1"/>
+      <w:numFmt w:val="decimal"/>
+      <w:lvlText w:val="%4."/>
+      <w:lvlJc w:val="left"/>
+      <w:pPr>
+        <w:ind w:left="3589" w:hanging="360"/>
+      </w:pPr>
+    </w:lvl>
+    <w:lvl w:ilvl="4" w:tplc="04190019" w:tentative="1">
+      <w:start w:val="1"/>
+      <w:numFmt w:val="lowerLetter"/>
+      <w:lvlText w:val="%5."/>
+      <w:lvlJc w:val="left"/>
+      <w:pPr>
+        <w:ind w:left="4309" w:hanging="360"/>
+      </w:pPr>
+    </w:lvl>
+    <w:lvl w:ilvl="5" w:tplc="0419001B" w:tentative="1">
+      <w:start w:val="1"/>
+      <w:numFmt w:val="lowerRoman"/>
+      <w:lvlText w:val="%6."/>
+      <w:lvlJc w:val="right"/>
+      <w:pPr>
+        <w:ind w:left="5029" w:hanging="180"/>
+      </w:pPr>
+    </w:lvl>
+    <w:lvl w:ilvl="6" w:tplc="0419000F" w:tentative="1">
+      <w:start w:val="1"/>
+      <w:numFmt w:val="decimal"/>
+      <w:lvlText w:val="%7."/>
+      <w:lvlJc w:val="left"/>
+      <w:pPr>
+        <w:ind w:left="5749" w:hanging="360"/>
+      </w:pPr>
+    </w:lvl>
+    <w:lvl w:ilvl="7" w:tplc="04190019" w:tentative="1">
+      <w:start w:val="1"/>
+      <w:numFmt w:val="lowerLetter"/>
+      <w:lvlText w:val="%8."/>
+      <w:lvlJc w:val="left"/>
+      <w:pPr>
+        <w:ind w:left="6469" w:hanging="360"/>
+      </w:pPr>
+    </w:lvl>
+    <w:lvl w:ilvl="8" w:tplc="0419001B" w:tentative="1">
+      <w:start w:val="1"/>
+      <w:numFmt w:val="lowerRoman"/>
+      <w:lvlText w:val="%9."/>
+      <w:lvlJc w:val="right"/>
+      <w:pPr>
+        <w:ind w:left="7189" w:hanging="180"/>
+      </w:pPr>
+    </w:lvl>
+  </w:abstractNum>
+  <w:abstractNum w:abstractNumId="22" w15:restartNumberingAfterBreak="0">
     <w:nsid w:val="763A4EE6"/>
     <w:multiLevelType w:val="hybridMultilevel"/>
     <w:tmpl w:val="3B4C6720"/>
@@ -2971,7 +3701,7 @@
       </w:pPr>
     </w:lvl>
   </w:abstractNum>
-  <w:abstractNum w:abstractNumId="17" w15:restartNumberingAfterBreak="0">
+  <w:abstractNum w:abstractNumId="23" w15:restartNumberingAfterBreak="0">
     <w:nsid w:val="7A9C7D0A"/>
     <w:multiLevelType w:val="hybridMultilevel"/>
     <w:tmpl w:val="2B56F51E"/>
@@ -3060,7 +3790,7 @@
       </w:pPr>
     </w:lvl>
   </w:abstractNum>
-  <w:abstractNum w:abstractNumId="18" w15:restartNumberingAfterBreak="0">
+  <w:abstractNum w:abstractNumId="24" w15:restartNumberingAfterBreak="0">
     <w:nsid w:val="7B3C7805"/>
     <w:multiLevelType w:val="multilevel"/>
     <w:tmpl w:val="61F0D174"/>
@@ -3209,7 +3939,7 @@
       </w:rPr>
     </w:lvl>
   </w:abstractNum>
-  <w:abstractNum w:abstractNumId="19" w15:restartNumberingAfterBreak="0">
+  <w:abstractNum w:abstractNumId="25" w15:restartNumberingAfterBreak="0">
     <w:nsid w:val="7B996C0E"/>
     <w:multiLevelType w:val="hybridMultilevel"/>
     <w:tmpl w:val="933A8272"/>
@@ -3295,7 +4025,7 @@
       </w:pPr>
     </w:lvl>
   </w:abstractNum>
-  <w:abstractNum w:abstractNumId="20" w15:restartNumberingAfterBreak="0">
+  <w:abstractNum w:abstractNumId="26" w15:restartNumberingAfterBreak="0">
     <w:nsid w:val="7E0C7303"/>
     <w:multiLevelType w:val="multilevel"/>
     <w:tmpl w:val="27C2AD90"/>
@@ -3444,7 +4174,7 @@
       </w:rPr>
     </w:lvl>
   </w:abstractNum>
-  <w:abstractNum w:abstractNumId="21" w15:restartNumberingAfterBreak="0">
+  <w:abstractNum w:abstractNumId="27" w15:restartNumberingAfterBreak="0">
     <w:nsid w:val="7E48560D"/>
     <w:multiLevelType w:val="hybridMultilevel"/>
     <w:tmpl w:val="E1565ECE"/>
@@ -3530,70 +4260,88 @@
     </w:lvl>
   </w:abstractNum>
   <w:num w:numId="1">
+    <w:abstractNumId w:val="27"/>
+  </w:num>
+  <w:num w:numId="2">
+    <w:abstractNumId w:val="15"/>
+  </w:num>
+  <w:num w:numId="3">
+    <w:abstractNumId w:val="25"/>
+  </w:num>
+  <w:num w:numId="4">
+    <w:abstractNumId w:val="10"/>
+  </w:num>
+  <w:num w:numId="5">
+    <w:abstractNumId w:val="8"/>
+  </w:num>
+  <w:num w:numId="6">
+    <w:abstractNumId w:val="9"/>
+  </w:num>
+  <w:num w:numId="7">
+    <w:abstractNumId w:val="7"/>
+  </w:num>
+  <w:num w:numId="8">
+    <w:abstractNumId w:val="17"/>
+  </w:num>
+  <w:num w:numId="9">
+    <w:abstractNumId w:val="18"/>
+  </w:num>
+  <w:num w:numId="10">
+    <w:abstractNumId w:val="5"/>
+  </w:num>
+  <w:num w:numId="11">
+    <w:abstractNumId w:val="23"/>
+  </w:num>
+  <w:num w:numId="12">
+    <w:abstractNumId w:val="16"/>
+  </w:num>
+  <w:num w:numId="13">
+    <w:abstractNumId w:val="4"/>
+  </w:num>
+  <w:num w:numId="14">
+    <w:abstractNumId w:val="12"/>
+  </w:num>
+  <w:num w:numId="15">
+    <w:abstractNumId w:val="13"/>
+  </w:num>
+  <w:num w:numId="16">
+    <w:abstractNumId w:val="19"/>
+  </w:num>
+  <w:num w:numId="17">
+    <w:abstractNumId w:val="24"/>
+  </w:num>
+  <w:num w:numId="18">
+    <w:abstractNumId w:val="11"/>
+  </w:num>
+  <w:num w:numId="19">
+    <w:abstractNumId w:val="26"/>
+  </w:num>
+  <w:num w:numId="20">
+    <w:abstractNumId w:val="1"/>
+  </w:num>
+  <w:num w:numId="21">
+    <w:abstractNumId w:val="22"/>
+  </w:num>
+  <w:num w:numId="22">
+    <w:abstractNumId w:val="2"/>
+  </w:num>
+  <w:num w:numId="23">
+    <w:abstractNumId w:val="20"/>
+  </w:num>
+  <w:num w:numId="24">
+    <w:abstractNumId w:val="14"/>
+  </w:num>
+  <w:num w:numId="25">
+    <w:abstractNumId w:val="3"/>
+  </w:num>
+  <w:num w:numId="26">
+    <w:abstractNumId w:val="0"/>
+  </w:num>
+  <w:num w:numId="27">
     <w:abstractNumId w:val="21"/>
   </w:num>
-  <w:num w:numId="2">
-    <w:abstractNumId w:val="11"/>
-  </w:num>
-  <w:num w:numId="3">
-    <w:abstractNumId w:val="19"/>
-  </w:num>
-  <w:num w:numId="4">
-    <w:abstractNumId w:val="7"/>
-  </w:num>
-  <w:num w:numId="5">
-    <w:abstractNumId w:val="5"/>
-  </w:num>
-  <w:num w:numId="6">
+  <w:num w:numId="28">
     <w:abstractNumId w:val="6"/>
-  </w:num>
-  <w:num w:numId="7">
-    <w:abstractNumId w:val="4"/>
-  </w:num>
-  <w:num w:numId="8">
-    <w:abstractNumId w:val="13"/>
-  </w:num>
-  <w:num w:numId="9">
-    <w:abstractNumId w:val="14"/>
-  </w:num>
-  <w:num w:numId="10">
-    <w:abstractNumId w:val="3"/>
-  </w:num>
-  <w:num w:numId="11">
-    <w:abstractNumId w:val="17"/>
-  </w:num>
-  <w:num w:numId="12">
-    <w:abstractNumId w:val="12"/>
-  </w:num>
-  <w:num w:numId="13">
-    <w:abstractNumId w:val="2"/>
-  </w:num>
-  <w:num w:numId="14">
-    <w:abstractNumId w:val="9"/>
-  </w:num>
-  <w:num w:numId="15">
-    <w:abstractNumId w:val="10"/>
-  </w:num>
-  <w:num w:numId="16">
-    <w:abstractNumId w:val="15"/>
-  </w:num>
-  <w:num w:numId="17">
-    <w:abstractNumId w:val="18"/>
-  </w:num>
-  <w:num w:numId="18">
-    <w:abstractNumId w:val="8"/>
-  </w:num>
-  <w:num w:numId="19">
-    <w:abstractNumId w:val="20"/>
-  </w:num>
-  <w:num w:numId="20">
-    <w:abstractNumId w:val="0"/>
-  </w:num>
-  <w:num w:numId="21">
-    <w:abstractNumId w:val="16"/>
-  </w:num>
-  <w:num w:numId="22">
-    <w:abstractNumId w:val="1"/>
   </w:num>
 </w:numbering>
 </file>
@@ -4557,6 +5305,38 @@
       <w:bCs/>
     </w:rPr>
   </w:style>
+  <w:style w:type="paragraph" w:styleId="ad">
+    <w:name w:val="Normal (Web)"/>
+    <w:basedOn w:val="a"/>
+    <w:uiPriority w:val="99"/>
+    <w:semiHidden/>
+    <w:unhideWhenUsed/>
+    <w:rsid w:val="00EE32CB"/>
+    <w:pPr>
+      <w:spacing w:before="100" w:beforeAutospacing="1" w:after="100" w:afterAutospacing="1"/>
+    </w:pPr>
+    <w:rPr>
+      <w:rFonts w:eastAsia="Times New Roman" w:cs="Times New Roman"/>
+      <w:kern w:val="0"/>
+      <w:sz w:val="24"/>
+      <w:szCs w:val="24"/>
+      <w:lang w:eastAsia="ru-RU"/>
+      <w14:ligatures w14:val="none"/>
+    </w:rPr>
+  </w:style>
+  <w:style w:type="character" w:styleId="HTML">
+    <w:name w:val="HTML Code"/>
+    <w:basedOn w:val="a0"/>
+    <w:uiPriority w:val="99"/>
+    <w:semiHidden/>
+    <w:unhideWhenUsed/>
+    <w:rsid w:val="00EE32CB"/>
+    <w:rPr>
+      <w:rFonts w:ascii="Courier New" w:eastAsia="Times New Roman" w:hAnsi="Courier New" w:cs="Courier New"/>
+      <w:sz w:val="20"/>
+      <w:szCs w:val="20"/>
+    </w:rPr>
+  </w:style>
 </w:styles>
 </file>
 
